--- a/paper/merged-paper.docx
+++ b/paper/merged-paper.docx
@@ -210,7 +210,7 @@
           <w:rFonts w:ascii="Times New Roman" w:hAnsi="Times New Roman"/>
           <w:sz w:val="22"/>
         </w:rPr>
-        <w:t xml:space="preserve"> on the rare-event violation-density axes (whose looser bound reflects their near-zero baseline, not weaker data) — not merely "we failed to reject." Treated and control repositories show comparable post-period maintenance activity, so the comparison group behaves as a clean counterfactual. Extending the analysis beyond the mean — to volatility, upper-tail risk, and the persistence of quality states — we find the </w:t>
+        <w:t xml:space="preserve"> on the rare-event violation-density axes (whose looser bound reflects their near-zero baseline, not weaker data) — not merely "we failed to reject." Treated and control repositories show comparable post-period coverage, so the comparison group behaves as a clean counterfactual. Extending the analysis beyond the mean — to volatility, upper-tail risk, and the persistence of quality states — we find the </w:t>
       </w:r>
       <w:r>
         <w:rPr>
@@ -355,7 +355,7 @@
           <w:rFonts w:ascii="Times New Roman" w:hAnsi="Times New Roman"/>
           <w:sz w:val="22"/>
         </w:rPr>
-        <w:t xml:space="preserve">Accessibility failures are not cosmetic. The Web Content Accessibility Guidelines (WCAG) constitute a legal baseline in multiple jurisdictions, and violations exclude users who rely on screen readers, keyboard navigation, and other assistive technologies. Prior work establishes two facts that motivate concern. First, rule-based accessibility checkers cover only a fraction of WCAG criteria (He, Huq, and Malek (2025)), so violations can accumulate below the visibility threshold of standard tooling. Second, AI coding assistants do not produce more accessible code than human developers by default, and in several controlled conditions produce </w:t>
+        <w:t xml:space="preserve">Accessibility failures are not cosmetic. The Web Content Accessibility Guidelines (WCAG) constitute a legal baseline in multiple jurisdictions, and violations exclude users who rely on screen readers, keyboard navigation, and other assistive technologies. Prior work establishes two facts that motivate concern. First, rule-based accessibility checkers cover only a fraction of WCAG criteria (He, Huq, and Malek, 2025), so violations can accumulate below the visibility threshold of standard tooling. Second, AI coding assistants do not produce more accessible code than human developers by default, and in several controlled conditions produce </w:t>
       </w:r>
       <w:r>
         <w:rPr>
@@ -439,7 +439,7 @@
           <w:rFonts w:ascii="Times New Roman" w:hAnsi="Times New Roman"/>
           <w:sz w:val="22"/>
         </w:rPr>
-        <w:t xml:space="preserve">. We do not find that AI-tool adoption degrades source-level accessibility quality on any of the four measured axes, and the null is unusually well-defended: it holds across two-way fixed effects and a heterogeneity-robust staggered-DiD imputation estimator, on a propensity-matched 181-repo panel and on the full 446-repo panel, survives a wild-cluster bootstrap, and is stated as a positive equivalence claim (we reject effects larger than ±5% of baseline on the semantic-HTML and keyboard axes) rather than a bare failure to reject. Treated and control repositories show comparable post-period maintenance activity, so the comparison group is a clean counterfactual. We also look beyond the mean — at volatility, upper-tail risk, and state persistence — and find the </w:t>
+        <w:t xml:space="preserve">. We do not find that AI-tool adoption degrades source-level accessibility quality on any of the four measured axes, and the null is unusually well-defended: it holds across two-way fixed effects and a heterogeneity-robust staggered-DiD imputation estimator, on a propensity-matched 181-repo panel and on the full 446-repo panel, survives a wild-cluster bootstrap, and is stated as a positive equivalence claim (we reject effects larger than ±5% of baseline on the semantic-HTML and keyboard axes) rather than a bare failure to reject. Treated and control repositories show comparable post-period coverage, so the comparison group is a clean counterfactual. We also look beyond the mean — at volatility, upper-tail risk, and state persistence — and find the </w:t>
       </w:r>
       <w:r>
         <w:rPr>
@@ -543,8 +543,16 @@
     </w:p>
     <w:p>
       <w:pPr>
-        <w:pStyle w:val="ListNumber"/>
-      </w:pPr>
+        <w:ind w:left="648" w:hanging="432"/>
+        <w:jc w:val="both"/>
+      </w:pPr>
+      <w:r>
+        <w:rPr>
+          <w:rFonts w:ascii="Times New Roman" w:hAnsi="Times New Roman"/>
+          <w:sz w:val="22"/>
+        </w:rPr>
+        <w:t xml:space="preserve">1. </w:t>
+      </w:r>
       <w:r>
         <w:rPr>
           <w:rFonts w:ascii="Times New Roman" w:hAnsi="Times New Roman"/>
@@ -593,8 +601,16 @@
     </w:p>
     <w:p>
       <w:pPr>
-        <w:pStyle w:val="ListNumber"/>
-      </w:pPr>
+        <w:ind w:left="648" w:hanging="432"/>
+        <w:jc w:val="both"/>
+      </w:pPr>
+      <w:r>
+        <w:rPr>
+          <w:rFonts w:ascii="Times New Roman" w:hAnsi="Times New Roman"/>
+          <w:sz w:val="22"/>
+        </w:rPr>
+        <w:t xml:space="preserve">2. </w:t>
+      </w:r>
       <w:r>
         <w:rPr>
           <w:rFonts w:ascii="Times New Roman" w:hAnsi="Times New Roman"/>
@@ -608,7 +624,7 @@
           <w:rFonts w:ascii="Times New Roman" w:hAnsi="Times New Roman"/>
           <w:sz w:val="22"/>
         </w:rPr>
-        <w:t xml:space="preserve"> No axis shows a significant effect under either estimator, on either panel; we defend the null with a wild-cluster bootstrap (small-cluster-robust) and an equivalence (TOST) test that </w:t>
+        <w:t xml:space="preserve"> No axis shows a significant effect under either estimator, on either panel; we defend the null with a wild-cluster bootstrap (small-cluster-robust), a censoring-aware (Tobit) re-estimation of the two axes that pile up at their ceiling, and an equivalence (TOST) test that </w:t>
       </w:r>
       <w:r>
         <w:rPr>
@@ -623,13 +639,21 @@
           <w:rFonts w:ascii="Times New Roman" w:hAnsi="Times New Roman"/>
           <w:sz w:val="22"/>
         </w:rPr>
-        <w:t xml:space="preserve"> (±10–30% on the sparser violation-density axes). The scale-up tightens the certified equivalence bound roughly nine-fold relative to a small panel, converting "we found no large effect" into "we exclude even modest effects." Treated and control repositories have comparable post-period maintenance activity, addressing the moving-control-arm concern directly.</w:t>
+        <w:t xml:space="preserve"> (±10–30% on the sparser violation-density axes). The scale-up tightens the certified equivalence bound roughly nine-fold relative to a small panel, converting "we found no large effect" into "we exclude even modest effects." Treated and control repositories have comparable post-period coverage, addressing the moving-control-arm concern directly.</w:t>
       </w:r>
     </w:p>
     <w:p>
       <w:pPr>
-        <w:pStyle w:val="ListNumber"/>
-      </w:pPr>
+        <w:ind w:left="648" w:hanging="432"/>
+        <w:jc w:val="both"/>
+      </w:pPr>
+      <w:r>
+        <w:rPr>
+          <w:rFonts w:ascii="Times New Roman" w:hAnsi="Times New Roman"/>
+          <w:sz w:val="22"/>
+        </w:rPr>
+        <w:t xml:space="preserve">3. </w:t>
+      </w:r>
       <w:r>
         <w:rPr>
           <w:rFonts w:ascii="Times New Roman" w:hAnsi="Times New Roman"/>
@@ -648,8 +672,16 @@
     </w:p>
     <w:p>
       <w:pPr>
-        <w:pStyle w:val="ListNumber"/>
-      </w:pPr>
+        <w:ind w:left="648" w:hanging="432"/>
+        <w:jc w:val="both"/>
+      </w:pPr>
+      <w:r>
+        <w:rPr>
+          <w:rFonts w:ascii="Times New Roman" w:hAnsi="Times New Roman"/>
+          <w:sz w:val="22"/>
+        </w:rPr>
+        <w:t xml:space="preserve">4. </w:t>
+      </w:r>
       <w:r>
         <w:rPr>
           <w:rFonts w:ascii="Times New Roman" w:hAnsi="Times New Roman"/>
@@ -683,8 +715,16 @@
     </w:p>
     <w:p>
       <w:pPr>
-        <w:pStyle w:val="ListNumber"/>
-      </w:pPr>
+        <w:ind w:left="648" w:hanging="432"/>
+        <w:jc w:val="both"/>
+      </w:pPr>
+      <w:r>
+        <w:rPr>
+          <w:rFonts w:ascii="Times New Roman" w:hAnsi="Times New Roman"/>
+          <w:sz w:val="22"/>
+        </w:rPr>
+        <w:t xml:space="preserve">5. </w:t>
+      </w:r>
       <w:r>
         <w:rPr>
           <w:rFonts w:ascii="Times New Roman" w:hAnsi="Times New Roman"/>
@@ -752,7 +792,7 @@
           <w:rFonts w:ascii="Times New Roman" w:hAnsi="Times New Roman"/>
           <w:sz w:val="22"/>
         </w:rPr>
-        <w:t xml:space="preserve">The remainder of this paper is organised as follows. Section 2 reviews related work. Section 3 describes the study design and identification strategy. Section 4 presents the mean-effect results under all three DiD estimators, with the equivalence, power, wild-cluster, and multiplicity analyses. Section 5 extends the analysis beyond the mean (volatility, persistence, tail risk), states Result 1, and reports the withdrawn utilization conjecture. </w:t>
+        <w:t xml:space="preserve">The remainder of this paper is organised as follows. Section 2 reviews related work. Section 3 describes the study design and identification strategy. Section 4 presents the mean-effect results under all three DiD estimators, with the equivalence, power, wild-cluster, multiplicity, and score-ceiling censoring analyses. Section 5 extends the analysis beyond the mean (volatility, persistence, tail risk), states Result 1, and reports the withdrawn utilization conjecture. </w:t>
       </w:r>
       <w:r>
         <w:rPr>
@@ -1270,7 +1310,7 @@
           <w:rFonts w:ascii="Times New Roman" w:hAnsi="Times New Roman"/>
           <w:sz w:val="22"/>
         </w:rPr>
-        <w:t xml:space="preserve"> containers — is comparatively under-studied empirically. Our AST-based semantic score operationalises this dimension as a complementary metric to runtime axe-core analysis, capturing violations that appear after static parsing rather than after rendering. This matters methodologically: 60.4% of component-snapshot pairs in our panel fail to render under a headless pipeline (Section 3.6.1), so a render-independent metric with 100% coverage is not a luxury but a necessity for an unbiased panel. The right-censored distribution of this score (24.2% of observations at the ceiling of 1.0 on the matched panel) motivates the Tobit robustness check of Section 4.</w:t>
+        <w:t xml:space="preserve"> containers — is comparatively under-studied empirically. Our AST-based semantic score operationalises this dimension as a complementary metric to runtime axe-core analysis, capturing violations that appear after static parsing rather than after rendering. This matters methodologically: 60.4% of component-snapshot pairs in our panel fail to render under a headless pipeline (Section 3.6.1), so a render-independent metric with 100% coverage is not a luxury but a necessity for an unbiased panel. The score is also right-censored — 24.2% of matched-panel observations sit at the ceiling of 1.0 — which motivates the censoring-aware (Tobit) re-estimation of Section 4.7.</w:t>
       </w:r>
     </w:p>
     <w:p>
@@ -1304,7 +1344,73 @@
           <w:rFonts w:ascii="Times New Roman" w:hAnsi="Times New Roman"/>
           <w:sz w:val="22"/>
         </w:rPr>
-        <w:t xml:space="preserve"> This manuscript draws on two earlier analyses by the author — a mean-effect empirical study and a companion stochastic-dynamics analysis — neither of which has been published or is under review elsewhere; both are available from the author on request and are not cited as formal references. The present manuscript is self-contained: it re-derives every reported number from the shared replication package (the originating database and analysis scripts archived with this paper), so no reader needs the earlier drafts to assess any result here. What is new relative to those drafts is the unifying methodological framing and protocol (Section 6), the Monte Carlo size-distortion study (Section 6.1), the heterogeneity-robust staggered-DiD re-estimation (Section 4.2), the equivalence (TOST) and multiplicity analyses (Sections 4.2, 4.5), the multi-rater construct-validation (Appendix D), the cluster-robust re-analysis of the negative control (Section 5.6), and the control-arm robustness analysis (Section 8.1).</w:t>
+        <w:t xml:space="preserve"> This manuscript draws on two earlier analyses by the author — a mean-effect empirical study and a companion stochastic-dynamics analysis — both of which the author self-archived as </w:t>
+      </w:r>
+      <w:r>
+        <w:rPr>
+          <w:rFonts w:ascii="Times New Roman" w:hAnsi="Times New Roman"/>
+          <w:b/>
+          <w:sz w:val="22"/>
+        </w:rPr>
+        <w:t>preprints</w:t>
+      </w:r>
+      <w:r>
+        <w:rPr>
+          <w:rFonts w:ascii="Times New Roman" w:hAnsi="Times New Roman"/>
+          <w:sz w:val="22"/>
+        </w:rPr>
+        <w:t xml:space="preserve"> on Zenodo (DOI </w:t>
+      </w:r>
+      <w:hyperlink r:id="rId10">
+        <w:r>
+          <w:rPr>
+            <w:color w:val="0563C1"/>
+            <w:u w:val="single"/>
+            <w:rFonts w:ascii="Times New Roman" w:hAnsi="Times New Roman"/>
+            <w:sz w:val="22"/>
+          </w:rPr>
+          <w:t xml:space="preserve">10.5281/zenodo.20482307</w:t>
+        </w:r>
+      </w:hyperlink>
+      <w:r>
+        <w:rPr>
+          <w:rFonts w:ascii="Times New Roman" w:hAnsi="Times New Roman"/>
+          <w:sz w:val="22"/>
+        </w:rPr>
+        <w:t xml:space="preserve">, 1 June 2026, and DOI </w:t>
+      </w:r>
+      <w:hyperlink r:id="rId11">
+        <w:r>
+          <w:rPr>
+            <w:color w:val="0563C1"/>
+            <w:u w:val="single"/>
+            <w:rFonts w:ascii="Times New Roman" w:hAnsi="Times New Roman"/>
+            <w:sz w:val="22"/>
+          </w:rPr>
+          <w:t xml:space="preserve">10.5281/zenodo.20997043</w:t>
+        </w:r>
+      </w:hyperlink>
+      <w:r>
+        <w:rPr>
+          <w:rFonts w:ascii="Times New Roman" w:hAnsi="Times New Roman"/>
+          <w:sz w:val="22"/>
+        </w:rPr>
+        <w:t xml:space="preserve">, 28 June 2026). Neither has been peer-reviewed, published, or submitted elsewhere, and neither is a conference paper; we disclose them here for full transparency. Both were built on a </w:t>
+      </w:r>
+      <w:r>
+        <w:rPr>
+          <w:rFonts w:ascii="Times New Roman" w:hAnsi="Times New Roman"/>
+          <w:b/>
+          <w:sz w:val="22"/>
+        </w:rPr>
+        <w:t>74-repository, two-axis</w:t>
+      </w:r>
+      <w:r>
+        <w:rPr>
+          <w:rFonts w:ascii="Times New Roman" w:hAnsi="Times New Roman"/>
+          <w:sz w:val="22"/>
+        </w:rPr>
+        <w:t xml:space="preserve"> panel that the present study supersedes. The present manuscript is self-contained: it re-derives every reported number from the shared replication package (the originating database and analysis scripts archived with this paper), so no reader needs the earlier drafts to assess any result here. What is new relative to those drafts is the unifying methodological framing and protocol (Section 6), the Monte Carlo size-distortion study (Section 6.1), the heterogeneity-robust staggered-DiD re-estimation (Section 4.2), the equivalence (TOST) and multiplicity analyses (Sections 4.2, 4.5), the multi-rater construct-validation (Appendix D), the cluster-robust re-analysis of the negative control (Section 5.6), and the control-arm robustness analysis (Section 8.1).</w:t>
       </w:r>
     </w:p>
     <w:p>
@@ -1556,7 +1662,126 @@
           <w:i/>
           <w:sz w:val="22"/>
         </w:rPr>
-        <w:t>yᵢₜ = αᵢ + γₜ + β · (Treatedᵢ × Postᵢₜ) + Xᵢₜδ + εᵢₜ,</w:t>
+        <w:t>y</w:t>
+      </w:r>
+      <w:r>
+        <w:rPr>
+          <w:rFonts w:ascii="Times New Roman" w:hAnsi="Times New Roman"/>
+          <w:i/>
+          <w:sz w:val="22"/>
+          <w:vertAlign w:val="subscript"/>
+        </w:rPr>
+        <w:t>it</w:t>
+      </w:r>
+      <w:r>
+        <w:rPr>
+          <w:rFonts w:ascii="Times New Roman" w:hAnsi="Times New Roman"/>
+          <w:i/>
+          <w:sz w:val="22"/>
+        </w:rPr>
+        <w:t xml:space="preserve"> = α</w:t>
+      </w:r>
+      <w:r>
+        <w:rPr>
+          <w:rFonts w:ascii="Times New Roman" w:hAnsi="Times New Roman"/>
+          <w:i/>
+          <w:sz w:val="22"/>
+          <w:vertAlign w:val="subscript"/>
+        </w:rPr>
+        <w:t>i</w:t>
+      </w:r>
+      <w:r>
+        <w:rPr>
+          <w:rFonts w:ascii="Times New Roman" w:hAnsi="Times New Roman"/>
+          <w:i/>
+          <w:sz w:val="22"/>
+        </w:rPr>
+        <w:t xml:space="preserve"> + γ</w:t>
+      </w:r>
+      <w:r>
+        <w:rPr>
+          <w:rFonts w:ascii="Times New Roman" w:hAnsi="Times New Roman"/>
+          <w:i/>
+          <w:sz w:val="22"/>
+          <w:vertAlign w:val="subscript"/>
+        </w:rPr>
+        <w:t>t</w:t>
+      </w:r>
+      <w:r>
+        <w:rPr>
+          <w:rFonts w:ascii="Times New Roman" w:hAnsi="Times New Roman"/>
+          <w:i/>
+          <w:sz w:val="22"/>
+        </w:rPr>
+        <w:t xml:space="preserve"> + β · (Treated</w:t>
+      </w:r>
+      <w:r>
+        <w:rPr>
+          <w:rFonts w:ascii="Times New Roman" w:hAnsi="Times New Roman"/>
+          <w:i/>
+          <w:sz w:val="22"/>
+          <w:vertAlign w:val="subscript"/>
+        </w:rPr>
+        <w:t>i</w:t>
+      </w:r>
+      <w:r>
+        <w:rPr>
+          <w:rFonts w:ascii="Times New Roman" w:hAnsi="Times New Roman"/>
+          <w:i/>
+          <w:sz w:val="22"/>
+        </w:rPr>
+        <w:t xml:space="preserve"> × Post</w:t>
+      </w:r>
+      <w:r>
+        <w:rPr>
+          <w:rFonts w:ascii="Times New Roman" w:hAnsi="Times New Roman"/>
+          <w:i/>
+          <w:sz w:val="22"/>
+          <w:vertAlign w:val="subscript"/>
+        </w:rPr>
+        <w:t>it</w:t>
+      </w:r>
+      <w:r>
+        <w:rPr>
+          <w:rFonts w:ascii="Times New Roman" w:hAnsi="Times New Roman"/>
+          <w:i/>
+          <w:sz w:val="22"/>
+        </w:rPr>
+        <w:t>) + X</w:t>
+      </w:r>
+      <w:r>
+        <w:rPr>
+          <w:rFonts w:ascii="Times New Roman" w:hAnsi="Times New Roman"/>
+          <w:i/>
+          <w:sz w:val="22"/>
+          <w:vertAlign w:val="subscript"/>
+        </w:rPr>
+        <w:t>it</w:t>
+      </w:r>
+      <w:r>
+        <w:rPr>
+          <w:rFonts w:ascii="Times New Roman" w:hAnsi="Times New Roman"/>
+          <w:i/>
+          <w:sz w:val="22"/>
+        </w:rPr>
+        <w:t>δ + ε</w:t>
+      </w:r>
+      <w:r>
+        <w:rPr>
+          <w:rFonts w:ascii="Times New Roman" w:hAnsi="Times New Roman"/>
+          <w:i/>
+          <w:sz w:val="22"/>
+          <w:vertAlign w:val="subscript"/>
+        </w:rPr>
+        <w:t>it</w:t>
+      </w:r>
+      <w:r>
+        <w:rPr>
+          <w:rFonts w:ascii="Times New Roman" w:hAnsi="Times New Roman"/>
+          <w:i/>
+          <w:sz w:val="22"/>
+        </w:rPr>
+        <w:t>,</w:t>
       </w:r>
     </w:p>
     <w:p>
@@ -1568,7 +1793,52 @@
           <w:rFonts w:ascii="Times New Roman" w:hAnsi="Times New Roman"/>
           <w:sz w:val="22"/>
         </w:rPr>
-        <w:t>where αᵢ and γₜ are repo and calendar-month fixed effects; β is the DiD estimator; Xᵢₜ is a vector of time-varying controls (</w:t>
+        <w:t>where α</w:t>
+      </w:r>
+      <w:r>
+        <w:rPr>
+          <w:rFonts w:ascii="Times New Roman" w:hAnsi="Times New Roman"/>
+          <w:sz w:val="22"/>
+          <w:vertAlign w:val="subscript"/>
+        </w:rPr>
+        <w:t>i</w:t>
+      </w:r>
+      <w:r>
+        <w:rPr>
+          <w:rFonts w:ascii="Times New Roman" w:hAnsi="Times New Roman"/>
+          <w:sz w:val="22"/>
+        </w:rPr>
+        <w:t xml:space="preserve"> and γ</w:t>
+      </w:r>
+      <w:r>
+        <w:rPr>
+          <w:rFonts w:ascii="Times New Roman" w:hAnsi="Times New Roman"/>
+          <w:sz w:val="22"/>
+          <w:vertAlign w:val="subscript"/>
+        </w:rPr>
+        <w:t>t</w:t>
+      </w:r>
+      <w:r>
+        <w:rPr>
+          <w:rFonts w:ascii="Times New Roman" w:hAnsi="Times New Roman"/>
+          <w:sz w:val="22"/>
+        </w:rPr>
+        <w:t xml:space="preserve"> are repo and calendar-month fixed effects; β is the DiD estimator; X</w:t>
+      </w:r>
+      <w:r>
+        <w:rPr>
+          <w:rFonts w:ascii="Times New Roman" w:hAnsi="Times New Roman"/>
+          <w:sz w:val="22"/>
+          <w:vertAlign w:val="subscript"/>
+        </w:rPr>
+        <w:t>it</w:t>
+      </w:r>
+      <w:r>
+        <w:rPr>
+          <w:rFonts w:ascii="Times New Roman" w:hAnsi="Times New Roman"/>
+          <w:sz w:val="22"/>
+        </w:rPr>
+        <w:t xml:space="preserve"> is a vector of time-varying controls (</w:t>
       </w:r>
       <w:r>
         <w:rPr>
@@ -2611,7 +2881,7 @@
           <w:rFonts w:ascii="Times New Roman" w:hAnsi="Times New Roman"/>
           <w:sz w:val="22"/>
         </w:rPr>
-        <w:t xml:space="preserve"> (matched primary subset: 181 repos / 5,956 repo-months). All accessibility axes are computed by a single render-independent static analyzer (Section 3.6) that achieves </w:t>
+        <w:t xml:space="preserve"> (matched primary subset: 181 repos / 5,956 repo-months). All accessibility axes are computed by a single render-independent static analyzer (Section 3.6.1) that achieves </w:t>
       </w:r>
       <w:r>
         <w:rPr>
@@ -2702,8 +2972,16 @@
     </w:p>
     <w:p>
       <w:pPr>
-        <w:pStyle w:val="ListNumber"/>
-      </w:pPr>
+        <w:ind w:left="648" w:hanging="432"/>
+        <w:jc w:val="both"/>
+      </w:pPr>
+      <w:r>
+        <w:rPr>
+          <w:rFonts w:ascii="Times New Roman" w:hAnsi="Times New Roman"/>
+          <w:sz w:val="22"/>
+        </w:rPr>
+        <w:t xml:space="preserve">1. </w:t>
+      </w:r>
       <w:r>
         <w:rPr>
           <w:rFonts w:ascii="Times New Roman" w:hAnsi="Times New Roman"/>
@@ -2806,8 +3084,16 @@
     </w:p>
     <w:p>
       <w:pPr>
-        <w:pStyle w:val="ListNumber"/>
-      </w:pPr>
+        <w:ind w:left="648" w:hanging="432"/>
+        <w:jc w:val="both"/>
+      </w:pPr>
+      <w:r>
+        <w:rPr>
+          <w:rFonts w:ascii="Times New Roman" w:hAnsi="Times New Roman"/>
+          <w:sz w:val="22"/>
+        </w:rPr>
+        <w:t xml:space="preserve">2. </w:t>
+      </w:r>
       <w:r>
         <w:rPr>
           <w:rFonts w:ascii="Times New Roman" w:hAnsi="Times New Roman"/>
@@ -2826,8 +3112,16 @@
     </w:p>
     <w:p>
       <w:pPr>
-        <w:pStyle w:val="ListNumber"/>
-      </w:pPr>
+        <w:ind w:left="648" w:hanging="432"/>
+        <w:jc w:val="both"/>
+      </w:pPr>
+      <w:r>
+        <w:rPr>
+          <w:rFonts w:ascii="Times New Roman" w:hAnsi="Times New Roman"/>
+          <w:sz w:val="22"/>
+        </w:rPr>
+        <w:t xml:space="preserve">3. </w:t>
+      </w:r>
       <w:r>
         <w:rPr>
           <w:rFonts w:ascii="Times New Roman" w:hAnsi="Times New Roman"/>
@@ -2846,8 +3140,16 @@
     </w:p>
     <w:p>
       <w:pPr>
-        <w:pStyle w:val="ListNumber"/>
-      </w:pPr>
+        <w:ind w:left="648" w:hanging="432"/>
+        <w:jc w:val="both"/>
+      </w:pPr>
+      <w:r>
+        <w:rPr>
+          <w:rFonts w:ascii="Times New Roman" w:hAnsi="Times New Roman"/>
+          <w:sz w:val="22"/>
+        </w:rPr>
+        <w:t xml:space="preserve">4. </w:t>
+      </w:r>
       <w:r>
         <w:rPr>
           <w:rFonts w:ascii="Times New Roman" w:hAnsi="Times New Roman"/>
@@ -2880,8 +3182,16 @@
     </w:p>
     <w:p>
       <w:pPr>
-        <w:pStyle w:val="ListNumber"/>
-      </w:pPr>
+        <w:ind w:left="648" w:hanging="432"/>
+        <w:jc w:val="both"/>
+      </w:pPr>
+      <w:r>
+        <w:rPr>
+          <w:rFonts w:ascii="Times New Roman" w:hAnsi="Times New Roman"/>
+          <w:sz w:val="22"/>
+        </w:rPr>
+        <w:t xml:space="preserve">5. </w:t>
+      </w:r>
       <w:r>
         <w:rPr>
           <w:rFonts w:ascii="Times New Roman" w:hAnsi="Times New Roman"/>
@@ -5635,7 +5945,7 @@
           <w:rFonts w:ascii="Times New Roman" w:hAnsi="Times New Roman"/>
           <w:sz w:val="22"/>
         </w:rPr>
-        <w:t>-values track the analytic values throughout, confirming the null is not an artifact of small-cluster asymptotics. The fifth candidate axis, ARIA correctness, is omitted from the tables because the static analyzer finds essentially no ARIA-role violations in this corpus (mean score 0.9997, near-zero variance); we report it as "no detectable ARIA-role variation" rather than fit a degenerate model. Figure 7 plots the per-axis ATTs (as % of baseline) with 95% CIs for both panels.</w:t>
+        <w:t>-values track the analytic values throughout, confirming the null is not an artifact of small-cluster asymptotics. The fifth candidate axis, ARIA correctness, is omitted from the tables because the static analyzer finds essentially no ARIA-role violations in this corpus (mean score 0.9997, near-zero variance); we report it as "no detectable ARIA-role variation" rather than fit a degenerate model. Figure 1 plots the per-axis ATTs (as % of baseline) with 95% CIs for both panels.</w:t>
       </w:r>
     </w:p>
     <w:p>
@@ -5645,7 +5955,7 @@
       <w:r>
         <w:drawing>
           <wp:inline xmlns:a="http://schemas.openxmlformats.org/drawingml/2006/main" xmlns:pic="http://schemas.openxmlformats.org/drawingml/2006/picture">
-            <wp:extent cx="4754880" cy="2905760"/>
+            <wp:extent cx="4754880" cy="2734056"/>
             <wp:docPr id="1" name="Picture 1"/>
             <wp:cNvGraphicFramePr>
               <a:graphicFrameLocks noChangeAspect="1"/>
@@ -5654,11 +5964,11 @@
               <a:graphicData uri="http://schemas.openxmlformats.org/drawingml/2006/picture">
                 <pic:pic>
                   <pic:nvPicPr>
-                    <pic:cNvPr id="0" name="fig8_axes_forest.png"/>
+                    <pic:cNvPr id="0" name="fig7_axes_forest.png"/>
                     <pic:cNvPicPr/>
                   </pic:nvPicPr>
                   <pic:blipFill>
-                    <a:blip r:embed="rId10"/>
+                    <a:blip r:embed="rId12"/>
                     <a:stretch>
                       <a:fillRect/>
                     </a:stretch>
@@ -5666,7 +5976,7 @@
                   <pic:spPr>
                     <a:xfrm>
                       <a:off x="0" y="0"/>
-                      <a:ext cx="4754880" cy="2905760"/>
+                      <a:ext cx="4754880" cy="2734056"/>
                     </a:xfrm>
                     <a:prstGeom prst="rect"/>
                   </pic:spPr>
@@ -5688,7 +5998,7 @@
           <w:color w:val="555555"/>
           <w:sz w:val="19"/>
         </w:rPr>
-        <w:t>Figure 7. Per-axis ATTs as a percentage of pre-treatment baseline, matched (181-repo) and full (446-repo) panels, with 95% CIs. All intervals span zero; the semantic-HTML and keyboard axes fall inside the ±5% equivalence band (shaded).</w:t>
+        <w:t>Figure 1. Per-axis ATTs as a percentage of pre-treatment baseline, matched (181-repo) and full (446-repo) panels, with 95% CIs. All intervals span zero; the semantic-HTML and keyboard axes fall inside the ±5% equivalence band (shaded).</w:t>
       </w:r>
     </w:p>
     <w:p>
@@ -6231,7 +6541,7 @@
           <w:rFonts w:ascii="Times New Roman" w:hAnsi="Times New Roman"/>
           <w:sz w:val="22"/>
         </w:rPr>
-        <w:t xml:space="preserve"> bound to ±10–30%. The looseness is therefore a property of the phenomenon (violations are rare, so there is little baseline to express an effect as a fraction of), not of statistical power. More repositories would help only at the usual sqrtN rate and would not change the underlying sparsity; the cleaner lever, pursued in the per-commit follow-up of Section 7.3, is finer temporal resolution that captures the within-month introduce-and-fix events the monthly snapshot averages away. In plain terms: AI-tool adoption produces no large regression on any axis, and not even a </w:t>
+        <w:t xml:space="preserve"> bound to ±10–30%. The looseness is therefore a property of the phenomenon (violations are rare, so there is little baseline to express an effect as a fraction of), not of statistical power. More repositories would help only at the usual √N rate and would not change the underlying sparsity; the cleaner lever, pursued in the per-commit follow-up of Section 7.3, is finer temporal resolution that captures the within-month introduce-and-fix events the monthly snapshot averages away. In plain terms: AI-tool adoption produces no large regression on any axis, and not even a </w:t>
       </w:r>
       <w:r>
         <w:rPr>
@@ -6266,7 +6576,7 @@
           <w:rFonts w:ascii="Times New Roman" w:hAnsi="Times New Roman"/>
           <w:sz w:val="22"/>
         </w:rPr>
-        <w:t xml:space="preserve"> Because a DiD estimate is a difference of trends, it is sensitive to control-arm movement. On the enriched panel the arms start comparable on every axis (Appendix A) and show comparable post-period maintenance activity (§8.1), and the heterogeneity-robust estimators (Table 4a) — which difference treated changes against never-treated controls — agree with TWFE throughout, so the null does not rest on a treated–control cancellation. Where both arms drift together (e.g. the upper-tail decline of §6) the treated-vs-control contrast nets that shared movement out.</w:t>
+        <w:t xml:space="preserve"> Because a DiD estimate is a difference of trends, it is sensitive to control-arm movement. On the enriched panel the arms start comparable on every axis (Appendix A) and show comparable post-period coverage (§8.1), and the heterogeneity-robust estimators (Table 4a) — which difference treated changes against never-treated controls — agree with TWFE throughout, so the null does not rest on a treated–control cancellation. Where both arms drift together (e.g. the upper-tail decline of §6) the treated-vs-control contrast nets that shared movement out.</w:t>
       </w:r>
     </w:p>
     <w:p>
@@ -6307,7 +6617,22 @@
           <w:rFonts w:ascii="Times New Roman" w:hAnsi="Times New Roman"/>
           <w:sz w:val="22"/>
         </w:rPr>
-        <w:t xml:space="preserve"> — no evidence against parallel trends, and a cleaner pre-period than the original small-panel study afforded. Figure 1 shows the pre-treatment βₖ scattering tightly around zero with every 95% CI spanning it and no trend toward the treatment date. The larger, propensity-matched panel removes the small positive pre-period offset that the original study had to caveat: here the pre-trend is clean on its own terms.</w:t>
+        <w:t xml:space="preserve"> — no evidence against parallel trends, and a cleaner pre-period than the original small-panel study afforded. Figure 2 shows the pre-treatment β</w:t>
+      </w:r>
+      <w:r>
+        <w:rPr>
+          <w:rFonts w:ascii="Times New Roman" w:hAnsi="Times New Roman"/>
+          <w:sz w:val="22"/>
+          <w:vertAlign w:val="subscript"/>
+        </w:rPr>
+        <w:t>k</w:t>
+      </w:r>
+      <w:r>
+        <w:rPr>
+          <w:rFonts w:ascii="Times New Roman" w:hAnsi="Times New Roman"/>
+          <w:sz w:val="22"/>
+        </w:rPr>
+        <w:t xml:space="preserve"> scattering tightly around zero with every 95% CI spanning it and no trend toward the treatment date. The larger, propensity-matched panel removes the small positive pre-period offset that the original study had to caveat: here the pre-trend is clean on its own terms.</w:t>
       </w:r>
     </w:p>
     <w:p>
@@ -6330,7 +6655,7 @@
                     <pic:cNvPicPr/>
                   </pic:nvPicPr>
                   <pic:blipFill>
-                    <a:blip r:embed="rId11"/>
+                    <a:blip r:embed="rId13"/>
                     <a:stretch>
                       <a:fillRect/>
                     </a:stretch>
@@ -6360,7 +6685,26 @@
           <w:color w:val="555555"/>
           <w:sz w:val="19"/>
         </w:rPr>
-        <w:t>Figure 1. Pre-trend event study (enriched matched panel, semantic-HTML axis): pre-treatment event-study coefficients βₖ scatter around zero with all 95% CIs spanning zero; joint F-test on k=-6,-3,-2 does not reject parallel trends (F = 0.46, 3 df, p ≈ 0.71).</w:t>
+        <w:t>Figure 2. Pre-trend event study (enriched matched panel, semantic-HTML axis): pre-treatment event-study coefficients β</w:t>
+      </w:r>
+      <w:r>
+        <w:rPr>
+          <w:rFonts w:ascii="Times New Roman" w:hAnsi="Times New Roman"/>
+          <w:i/>
+          <w:color w:val="555555"/>
+          <w:sz w:val="19"/>
+          <w:vertAlign w:val="subscript"/>
+        </w:rPr>
+        <w:t>k</w:t>
+      </w:r>
+      <w:r>
+        <w:rPr>
+          <w:rFonts w:ascii="Times New Roman" w:hAnsi="Times New Roman"/>
+          <w:i/>
+          <w:color w:val="555555"/>
+          <w:sz w:val="19"/>
+        </w:rPr>
+        <w:t xml:space="preserve"> scatter around zero with all 95% CIs spanning zero; joint F-test on k=-6,-3,-2 does not reject parallel trends (F = 0.46, 3 df, p ≈ 0.71).</w:t>
       </w:r>
     </w:p>
     <w:p>
@@ -6386,7 +6730,22 @@
           <w:rFonts w:ascii="Times New Roman" w:hAnsi="Times New Roman"/>
           <w:sz w:val="22"/>
         </w:rPr>
-        <w:t xml:space="preserve">The full event study (k ∈ [-12, +12], semantic-HTML axis, Figure 2) shows no treatment-induced accumulation: the coefficients stay near zero throughout the post-period, with a slight downward drift to β₊₁₂ ≈ -0.010 (i.e. if anything marginally </w:t>
+        <w:t>The full event study (k ∈ [-12, +12], semantic-HTML axis, Figure 3) shows no treatment-induced accumulation: the coefficients stay near zero throughout the post-period, with a slight downward drift to β</w:t>
+      </w:r>
+      <w:r>
+        <w:rPr>
+          <w:rFonts w:ascii="Times New Roman" w:hAnsi="Times New Roman"/>
+          <w:sz w:val="22"/>
+          <w:vertAlign w:val="subscript"/>
+        </w:rPr>
+        <w:t>+12</w:t>
+      </w:r>
+      <w:r>
+        <w:rPr>
+          <w:rFonts w:ascii="Times New Roman" w:hAnsi="Times New Roman"/>
+          <w:sz w:val="22"/>
+        </w:rPr>
+        <w:t xml:space="preserve"> ≈ -0.010 (i.e. if anything marginally </w:t>
       </w:r>
       <w:r>
         <w:rPr>
@@ -6424,7 +6783,7 @@
                     <pic:cNvPicPr/>
                   </pic:nvPicPr>
                   <pic:blipFill>
-                    <a:blip r:embed="rId12"/>
+                    <a:blip r:embed="rId14"/>
                     <a:stretch>
                       <a:fillRect/>
                     </a:stretch>
@@ -6454,7 +6813,7 @@
           <w:color w:val="555555"/>
           <w:sz w:val="19"/>
         </w:rPr>
-        <w:t>Figure 2. Dynamic DiD event study, enriched matched panel (semantic-HTML axis), k ∈ [-12, +12] months relative to adoption; all coefficients near zero, none individually significant.</w:t>
+        <w:t>Figure 3. Dynamic DiD event study, enriched matched panel (semantic-HTML axis), k ∈ [-12, +12] months relative to adoption; all coefficients near zero, none individually significant.</w:t>
       </w:r>
     </w:p>
     <w:p>
@@ -6555,7 +6914,52 @@
           <w:rFonts w:ascii="Times New Roman" w:hAnsi="Times New Roman"/>
           <w:sz w:val="22"/>
         </w:rPr>
-        <w:t>, so no axis is remotely close to the corrected bar. Multiplicity here only reinforces the null — adding axes to a family of uniformly null results cannot manufacture a rejection — so "no corrected-significant effect on any accessibility axis" is robust to the number of axes examined. The WCAG-category split (perceivable / operable / understandable / robust) functions as the heterogeneity analysis: no principle shows an effect, and the operable axis (which subsumes keyboard and structure) is the one a future study should keep watching, as it carries the most violation mass.</w:t>
+        <w:t>, so no axis is remotely close to the corrected bar. Multiplicity here only reinforces the null — adding axes to a family of uniformly null results cannot manufacture a rejection — so "no corrected-significant effect on any accessibility axis" is robust to the number of axes examined. The WCAG-category split functions as the heterogeneity analysis, and no principle shows an effect: beyond the operable axis of Table 4, perceivable gives ATT = +0.0002 (</w:t>
+      </w:r>
+      <w:r>
+        <w:rPr>
+          <w:rFonts w:ascii="Times New Roman" w:hAnsi="Times New Roman"/>
+          <w:i/>
+          <w:sz w:val="22"/>
+        </w:rPr>
+        <w:t>p</w:t>
+      </w:r>
+      <w:r>
+        <w:rPr>
+          <w:rFonts w:ascii="Times New Roman" w:hAnsi="Times New Roman"/>
+          <w:sz w:val="22"/>
+        </w:rPr>
+        <w:t xml:space="preserve"> = 0.781) and robust ATT = −0.0002 (</w:t>
+      </w:r>
+      <w:r>
+        <w:rPr>
+          <w:rFonts w:ascii="Times New Roman" w:hAnsi="Times New Roman"/>
+          <w:i/>
+          <w:sz w:val="22"/>
+        </w:rPr>
+        <w:t>p</w:t>
+      </w:r>
+      <w:r>
+        <w:rPr>
+          <w:rFonts w:ascii="Times New Roman" w:hAnsi="Times New Roman"/>
+          <w:sz w:val="22"/>
+        </w:rPr>
+        <w:t xml:space="preserve"> = 0.769). The fourth principle, </w:t>
+      </w:r>
+      <w:r>
+        <w:rPr>
+          <w:rFonts w:ascii="Times New Roman" w:hAnsi="Times New Roman"/>
+          <w:i/>
+          <w:sz w:val="22"/>
+        </w:rPr>
+        <w:t>understandable</w:t>
+      </w:r>
+      <w:r>
+        <w:rPr>
+          <w:rFonts w:ascii="Times New Roman" w:hAnsi="Times New Roman"/>
+          <w:sz w:val="22"/>
+        </w:rPr>
+        <w:t>, is identically zero throughout this corpus — like the ARIA axis (§3.6.1) it carries no identifying variation, and we report it as such rather than fit a degenerate model. The operable axis (which subsumes keyboard and structure) is the one a future study should keep watching, as it carries the most violation mass.</w:t>
       </w:r>
     </w:p>
     <w:p>
@@ -7573,6 +7977,750 @@
     </w:p>
     <w:p>
       <w:pPr>
+        <w:spacing w:before="160" w:after="80"/>
+      </w:pPr>
+      <w:r>
+        <w:rPr>
+          <w:rFonts w:ascii="Times New Roman" w:hAnsi="Times New Roman"/>
+          <w:b/>
+          <w:color w:val="000000"/>
+          <w:sz w:val="23"/>
+        </w:rPr>
+        <w:t>4.7 Censoring at the Score Ceiling</w:t>
+      </w:r>
+    </w:p>
+    <w:p>
+      <w:pPr>
+        <w:jc w:val="both"/>
+      </w:pPr>
+      <w:r>
+        <w:rPr>
+          <w:rFonts w:ascii="Times New Roman" w:hAnsi="Times New Roman"/>
+          <w:sz w:val="22"/>
+        </w:rPr>
+        <w:t xml:space="preserve">Both dense score axes are bounded above and pile up at that bound: </w:t>
+      </w:r>
+      <w:r>
+        <w:rPr>
+          <w:rFonts w:ascii="Times New Roman" w:hAnsi="Times New Roman"/>
+          <w:b/>
+          <w:sz w:val="22"/>
+        </w:rPr>
+        <w:t>24.2%</w:t>
+      </w:r>
+      <w:r>
+        <w:rPr>
+          <w:rFonts w:ascii="Times New Roman" w:hAnsi="Times New Roman"/>
+          <w:sz w:val="22"/>
+        </w:rPr>
+        <w:t xml:space="preserve"> of matched-panel repo-months sit at exactly 1.0 on semantic HTML and </w:t>
+      </w:r>
+      <w:r>
+        <w:rPr>
+          <w:rFonts w:ascii="Times New Roman" w:hAnsi="Times New Roman"/>
+          <w:b/>
+          <w:sz w:val="22"/>
+        </w:rPr>
+        <w:t>42.8%</w:t>
+      </w:r>
+      <w:r>
+        <w:rPr>
+          <w:rFonts w:ascii="Times New Roman" w:hAnsi="Times New Roman"/>
+          <w:sz w:val="22"/>
+        </w:rPr>
+        <w:t xml:space="preserve"> on keyboard/focus. A linear DiD ignores that mass, and the direction of the resulting bias is not benign — under a ceiling, a genuinely negative effect is attenuated toward zero, which is precisely the direction that would manufacture a spurious null. This is the one threat to our headline that a robustness check on treatment timing or sample composition cannot address, so we re-estimate both axes under an upper-censored (Tobit) likelihood.</w:t>
+      </w:r>
+    </w:p>
+    <w:p>
+      <w:pPr>
+        <w:jc w:val="both"/>
+      </w:pPr>
+      <w:r>
+        <w:rPr>
+          <w:rFonts w:ascii="Times New Roman" w:hAnsi="Times New Roman"/>
+          <w:sz w:val="22"/>
+        </w:rPr>
+        <w:t xml:space="preserve">A Tobit carrying repository dummies is inconsistent at fixed T (the incidental-parameters problem), so we replace the repo fixed effect with the Chamberlain–Mundlak correlated-random-effects (CRE) device — the repo-level means of every time-varying regressor entered directly — while retaining the calendar-month dummies and the repo-clustered inference of the linear specification. Because Tobit coefficients live on the </w:t>
+      </w:r>
+      <w:r>
+        <w:rPr>
+          <w:rFonts w:ascii="Times New Roman" w:hAnsi="Times New Roman"/>
+          <w:i/>
+          <w:sz w:val="22"/>
+        </w:rPr>
+        <w:t>latent</w:t>
+      </w:r>
+      <w:r>
+        <w:rPr>
+          <w:rFonts w:ascii="Times New Roman" w:hAnsi="Times New Roman"/>
+          <w:sz w:val="22"/>
+        </w:rPr>
+        <w:t xml:space="preserve"> scale whereas the ATT of Table 4 is on the </w:t>
+      </w:r>
+      <w:r>
+        <w:rPr>
+          <w:rFonts w:ascii="Times New Roman" w:hAnsi="Times New Roman"/>
+          <w:i/>
+          <w:sz w:val="22"/>
+        </w:rPr>
+        <w:t>observed</w:t>
+      </w:r>
+      <w:r>
+        <w:rPr>
+          <w:rFonts w:ascii="Times New Roman" w:hAnsi="Times New Roman"/>
+          <w:sz w:val="22"/>
+        </w:rPr>
+        <w:t xml:space="preserve"> scale, we report the average partial effect APE = β · E[Φ((c - x'β)/σ)] as the directly comparable quantity, with a delta-method standard error, alongside the latent coefficient. The estimator is validated against simulated censored panels with known parameters before use: on a synthetic panel with 42.6% censoring it recovers the latent β and the composite error scale, and confirms that the linear estimate tracks the APE rather than the latent coefficient (replication package, </w:t>
+      </w:r>
+      <w:r>
+        <w:rPr>
+          <w:rFonts w:ascii="Courier New" w:hAnsi="Courier New"/>
+          <w:sz w:val="20"/>
+        </w:rPr>
+        <w:t>tobit_enriched.py --selftest</w:t>
+      </w:r>
+      <w:r>
+        <w:rPr>
+          <w:rFonts w:ascii="Times New Roman" w:hAnsi="Times New Roman"/>
+          <w:sz w:val="22"/>
+        </w:rPr>
+        <w:t>).</w:t>
+      </w:r>
+    </w:p>
+    <w:p>
+      <w:pPr>
+        <w:jc w:val="center"/>
+      </w:pPr>
+      <w:r>
+        <w:rPr>
+          <w:rFonts w:ascii="Times New Roman" w:hAnsi="Times New Roman"/>
+          <w:b/>
+          <w:sz w:val="20"/>
+        </w:rPr>
+        <w:t>Table 6b. Censoring-aware re-estimation of the two ceiling-censored score axes (matched panel).</w:t>
+      </w:r>
+      <w:r>
+        <w:rPr>
+          <w:rFonts w:ascii="Times New Roman" w:hAnsi="Times New Roman"/>
+          <w:sz w:val="20"/>
+        </w:rPr>
+        <w:t xml:space="preserve"> "% base" is relative to the pre-treatment treated mean; the ±5% equivalence bound of Table 4b is shown for comparison.</w:t>
+      </w:r>
+    </w:p>
+    <w:tbl>
+      <w:tblPr>
+        <w:tblW w:type="auto" w:w="0"/>
+        <w:jc w:val="center"/>
+        <w:tblLayout w:type="autofit"/>
+        <w:tblLook w:firstColumn="1" w:firstRow="1" w:lastColumn="0" w:lastRow="0" w:noHBand="0" w:noVBand="1" w:val="04A0"/>
+        <w:tblBorders>
+          <w:top w:val="single" w:sz="8" w:space="0" w:color="000000"/>
+          <w:bottom w:val="single" w:sz="8" w:space="0" w:color="000000"/>
+          <w:insideH w:val="single" w:sz="2" w:space="0" w:color="888888"/>
+        </w:tblBorders>
+      </w:tblPr>
+      <w:tblGrid>
+        <w:gridCol w:w="1337"/>
+        <w:gridCol w:w="1337"/>
+        <w:gridCol w:w="1337"/>
+        <w:gridCol w:w="1337"/>
+        <w:gridCol w:w="1337"/>
+        <w:gridCol w:w="1337"/>
+        <w:gridCol w:w="1337"/>
+      </w:tblGrid>
+      <w:tr>
+        <w:trPr>
+          <w:tblHeader w:val="true"/>
+        </w:trPr>
+        <w:tc>
+          <w:tcPr>
+            <w:tcW w:type="dxa" w:w="1337"/>
+          </w:tcPr>
+          <w:p>
+            <w:pPr>
+              <w:jc w:val="center"/>
+            </w:pPr>
+            <w:r>
+              <w:rPr>
+                <w:b/>
+              </w:rPr>
+            </w:r>
+            <w:r>
+              <w:rPr>
+                <w:rFonts w:ascii="Times New Roman" w:hAnsi="Times New Roman"/>
+                <w:b/>
+                <w:sz w:val="20"/>
+              </w:rPr>
+              <w:t>Axis</w:t>
+            </w:r>
+          </w:p>
+        </w:tc>
+        <w:tc>
+          <w:tcPr>
+            <w:tcW w:type="dxa" w:w="1337"/>
+          </w:tcPr>
+          <w:p>
+            <w:pPr>
+              <w:jc w:val="center"/>
+            </w:pPr>
+            <w:r>
+              <w:rPr>
+                <w:b/>
+              </w:rPr>
+            </w:r>
+            <w:r>
+              <w:rPr>
+                <w:rFonts w:ascii="Times New Roman" w:hAnsi="Times New Roman"/>
+                <w:b/>
+                <w:sz w:val="20"/>
+              </w:rPr>
+              <w:t>at ceiling</w:t>
+            </w:r>
+          </w:p>
+        </w:tc>
+        <w:tc>
+          <w:tcPr>
+            <w:tcW w:type="dxa" w:w="1337"/>
+          </w:tcPr>
+          <w:p>
+            <w:pPr>
+              <w:jc w:val="center"/>
+            </w:pPr>
+            <w:r>
+              <w:rPr>
+                <w:b/>
+              </w:rPr>
+            </w:r>
+            <w:r>
+              <w:rPr>
+                <w:rFonts w:ascii="Times New Roman" w:hAnsi="Times New Roman"/>
+                <w:b/>
+                <w:sz w:val="20"/>
+              </w:rPr>
+              <w:t>Linear TWFE ATT (Table 4)</w:t>
+            </w:r>
+          </w:p>
+        </w:tc>
+        <w:tc>
+          <w:tcPr>
+            <w:tcW w:type="dxa" w:w="1337"/>
+          </w:tcPr>
+          <w:p>
+            <w:pPr>
+              <w:jc w:val="center"/>
+            </w:pPr>
+            <w:r>
+              <w:rPr>
+                <w:b/>
+              </w:rPr>
+            </w:r>
+            <w:r>
+              <w:rPr>
+                <w:rFonts w:ascii="Times New Roman" w:hAnsi="Times New Roman"/>
+                <w:b/>
+                <w:sz w:val="20"/>
+              </w:rPr>
+              <w:t>CRE Tobit latent β</w:t>
+            </w:r>
+          </w:p>
+        </w:tc>
+        <w:tc>
+          <w:tcPr>
+            <w:tcW w:type="dxa" w:w="1337"/>
+          </w:tcPr>
+          <w:p>
+            <w:pPr>
+              <w:jc w:val="center"/>
+            </w:pPr>
+            <w:r>
+              <w:rPr>
+                <w:b/>
+              </w:rPr>
+            </w:r>
+            <w:r>
+              <w:rPr>
+                <w:rFonts w:ascii="Times New Roman" w:hAnsi="Times New Roman"/>
+                <w:b/>
+                <w:sz w:val="20"/>
+              </w:rPr>
+              <w:t>CRE Tobit APE</w:t>
+            </w:r>
+          </w:p>
+        </w:tc>
+        <w:tc>
+          <w:tcPr>
+            <w:tcW w:type="dxa" w:w="1337"/>
+          </w:tcPr>
+          <w:p>
+            <w:pPr>
+              <w:jc w:val="center"/>
+            </w:pPr>
+            <w:r>
+              <w:rPr>
+                <w:b/>
+              </w:rPr>
+            </w:r>
+            <w:r>
+              <w:rPr>
+                <w:rFonts w:ascii="Times New Roman" w:hAnsi="Times New Roman"/>
+                <w:b/>
+                <w:sz w:val="20"/>
+              </w:rPr>
+              <w:t>APE, % base</w:t>
+            </w:r>
+          </w:p>
+        </w:tc>
+        <w:tc>
+          <w:tcPr>
+            <w:tcW w:type="dxa" w:w="1337"/>
+          </w:tcPr>
+          <w:p>
+            <w:pPr>
+              <w:jc w:val="center"/>
+            </w:pPr>
+            <w:r>
+              <w:rPr>
+                <w:b/>
+              </w:rPr>
+            </w:r>
+            <w:r>
+              <w:rPr>
+                <w:rFonts w:ascii="Times New Roman" w:hAnsi="Times New Roman"/>
+                <w:b/>
+                <w:sz w:val="20"/>
+              </w:rPr>
+              <w:t>Equivalence bound</w:t>
+            </w:r>
+          </w:p>
+        </w:tc>
+      </w:tr>
+      <w:tr>
+        <w:tc>
+          <w:tcPr>
+            <w:tcW w:type="dxa" w:w="1337"/>
+          </w:tcPr>
+          <w:p>
+            <w:pPr>
+              <w:jc w:val="center"/>
+            </w:pPr>
+            <w:r/>
+            <w:r>
+              <w:rPr>
+                <w:rFonts w:ascii="Times New Roman" w:hAnsi="Times New Roman"/>
+                <w:sz w:val="20"/>
+              </w:rPr>
+              <w:t>Semantic HTML</w:t>
+            </w:r>
+          </w:p>
+        </w:tc>
+        <w:tc>
+          <w:tcPr>
+            <w:tcW w:type="dxa" w:w="1337"/>
+          </w:tcPr>
+          <w:p>
+            <w:pPr>
+              <w:jc w:val="center"/>
+            </w:pPr>
+            <w:r/>
+            <w:r>
+              <w:rPr>
+                <w:rFonts w:ascii="Times New Roman" w:hAnsi="Times New Roman"/>
+                <w:sz w:val="20"/>
+              </w:rPr>
+              <w:t>24.2%</w:t>
+            </w:r>
+          </w:p>
+        </w:tc>
+        <w:tc>
+          <w:tcPr>
+            <w:tcW w:type="dxa" w:w="1337"/>
+          </w:tcPr>
+          <w:p>
+            <w:pPr>
+              <w:jc w:val="center"/>
+            </w:pPr>
+            <w:r/>
+            <w:r>
+              <w:rPr>
+                <w:rFonts w:ascii="Times New Roman" w:hAnsi="Times New Roman"/>
+                <w:sz w:val="20"/>
+              </w:rPr>
+              <w:t>−0.0043 (</w:t>
+            </w:r>
+            <w:r>
+              <w:rPr>
+                <w:rFonts w:ascii="Times New Roman" w:hAnsi="Times New Roman"/>
+                <w:i/>
+                <w:sz w:val="20"/>
+              </w:rPr>
+              <w:t>p</w:t>
+            </w:r>
+            <w:r>
+              <w:rPr>
+                <w:rFonts w:ascii="Times New Roman" w:hAnsi="Times New Roman"/>
+                <w:sz w:val="20"/>
+              </w:rPr>
+              <w:t xml:space="preserve"> = 0.285)</w:t>
+            </w:r>
+          </w:p>
+        </w:tc>
+        <w:tc>
+          <w:tcPr>
+            <w:tcW w:type="dxa" w:w="1337"/>
+          </w:tcPr>
+          <w:p>
+            <w:pPr>
+              <w:jc w:val="center"/>
+            </w:pPr>
+            <w:r/>
+            <w:r>
+              <w:rPr>
+                <w:rFonts w:ascii="Times New Roman" w:hAnsi="Times New Roman"/>
+                <w:sz w:val="20"/>
+              </w:rPr>
+              <w:t>−0.0099 (</w:t>
+            </w:r>
+            <w:r>
+              <w:rPr>
+                <w:rFonts w:ascii="Times New Roman" w:hAnsi="Times New Roman"/>
+                <w:i/>
+                <w:sz w:val="20"/>
+              </w:rPr>
+              <w:t>p</w:t>
+            </w:r>
+            <w:r>
+              <w:rPr>
+                <w:rFonts w:ascii="Times New Roman" w:hAnsi="Times New Roman"/>
+                <w:sz w:val="20"/>
+              </w:rPr>
+              <w:t xml:space="preserve"> = 0.271)</w:t>
+            </w:r>
+          </w:p>
+        </w:tc>
+        <w:tc>
+          <w:tcPr>
+            <w:tcW w:type="dxa" w:w="1337"/>
+          </w:tcPr>
+          <w:p>
+            <w:pPr>
+              <w:jc w:val="center"/>
+            </w:pPr>
+            <w:r/>
+            <w:r>
+              <w:rPr>
+                <w:rFonts w:ascii="Times New Roman" w:hAnsi="Times New Roman"/>
+                <w:sz w:val="20"/>
+              </w:rPr>
+              <w:t>−0.0065 (</w:t>
+            </w:r>
+            <w:r>
+              <w:rPr>
+                <w:rFonts w:ascii="Times New Roman" w:hAnsi="Times New Roman"/>
+                <w:i/>
+                <w:sz w:val="20"/>
+              </w:rPr>
+              <w:t>p</w:t>
+            </w:r>
+            <w:r>
+              <w:rPr>
+                <w:rFonts w:ascii="Times New Roman" w:hAnsi="Times New Roman"/>
+                <w:sz w:val="20"/>
+              </w:rPr>
+              <w:t xml:space="preserve"> = 0.266)</w:t>
+            </w:r>
+          </w:p>
+        </w:tc>
+        <w:tc>
+          <w:tcPr>
+            <w:tcW w:type="dxa" w:w="1337"/>
+          </w:tcPr>
+          <w:p>
+            <w:pPr>
+              <w:jc w:val="center"/>
+            </w:pPr>
+            <w:r/>
+            <w:r>
+              <w:rPr>
+                <w:rFonts w:ascii="Times New Roman" w:hAnsi="Times New Roman"/>
+                <w:sz w:val="20"/>
+              </w:rPr>
+              <w:t>−0.68%</w:t>
+            </w:r>
+          </w:p>
+        </w:tc>
+        <w:tc>
+          <w:tcPr>
+            <w:tcW w:type="dxa" w:w="1337"/>
+          </w:tcPr>
+          <w:p>
+            <w:pPr>
+              <w:jc w:val="center"/>
+            </w:pPr>
+            <w:r/>
+            <w:r>
+              <w:rPr>
+                <w:rFonts w:ascii="Times New Roman" w:hAnsi="Times New Roman"/>
+                <w:sz w:val="20"/>
+              </w:rPr>
+              <w:t>±5%</w:t>
+            </w:r>
+          </w:p>
+        </w:tc>
+      </w:tr>
+      <w:tr>
+        <w:tc>
+          <w:tcPr>
+            <w:tcW w:type="dxa" w:w="1337"/>
+          </w:tcPr>
+          <w:p>
+            <w:pPr>
+              <w:jc w:val="center"/>
+            </w:pPr>
+            <w:r/>
+            <w:r>
+              <w:rPr>
+                <w:rFonts w:ascii="Times New Roman" w:hAnsi="Times New Roman"/>
+                <w:sz w:val="20"/>
+              </w:rPr>
+              <w:t>Keyboard/focus</w:t>
+            </w:r>
+          </w:p>
+        </w:tc>
+        <w:tc>
+          <w:tcPr>
+            <w:tcW w:type="dxa" w:w="1337"/>
+          </w:tcPr>
+          <w:p>
+            <w:pPr>
+              <w:jc w:val="center"/>
+            </w:pPr>
+            <w:r/>
+            <w:r>
+              <w:rPr>
+                <w:rFonts w:ascii="Times New Roman" w:hAnsi="Times New Roman"/>
+                <w:sz w:val="20"/>
+              </w:rPr>
+              <w:t>42.8%</w:t>
+            </w:r>
+          </w:p>
+        </w:tc>
+        <w:tc>
+          <w:tcPr>
+            <w:tcW w:type="dxa" w:w="1337"/>
+          </w:tcPr>
+          <w:p>
+            <w:pPr>
+              <w:jc w:val="center"/>
+            </w:pPr>
+            <w:r/>
+            <w:r>
+              <w:rPr>
+                <w:rFonts w:ascii="Times New Roman" w:hAnsi="Times New Roman"/>
+                <w:sz w:val="20"/>
+              </w:rPr>
+              <w:t>−0.0016 (</w:t>
+            </w:r>
+            <w:r>
+              <w:rPr>
+                <w:rFonts w:ascii="Times New Roman" w:hAnsi="Times New Roman"/>
+                <w:i/>
+                <w:sz w:val="20"/>
+              </w:rPr>
+              <w:t>p</w:t>
+            </w:r>
+            <w:r>
+              <w:rPr>
+                <w:rFonts w:ascii="Times New Roman" w:hAnsi="Times New Roman"/>
+                <w:sz w:val="20"/>
+              </w:rPr>
+              <w:t xml:space="preserve"> = 0.658)</w:t>
+            </w:r>
+          </w:p>
+        </w:tc>
+        <w:tc>
+          <w:tcPr>
+            <w:tcW w:type="dxa" w:w="1337"/>
+          </w:tcPr>
+          <w:p>
+            <w:pPr>
+              <w:jc w:val="center"/>
+            </w:pPr>
+            <w:r/>
+            <w:r>
+              <w:rPr>
+                <w:rFonts w:ascii="Times New Roman" w:hAnsi="Times New Roman"/>
+                <w:sz w:val="20"/>
+              </w:rPr>
+              <w:t>−0.0053 (</w:t>
+            </w:r>
+            <w:r>
+              <w:rPr>
+                <w:rFonts w:ascii="Times New Roman" w:hAnsi="Times New Roman"/>
+                <w:i/>
+                <w:sz w:val="20"/>
+              </w:rPr>
+              <w:t>p</w:t>
+            </w:r>
+            <w:r>
+              <w:rPr>
+                <w:rFonts w:ascii="Times New Roman" w:hAnsi="Times New Roman"/>
+                <w:sz w:val="20"/>
+              </w:rPr>
+              <w:t xml:space="preserve"> = 0.571)</w:t>
+            </w:r>
+          </w:p>
+        </w:tc>
+        <w:tc>
+          <w:tcPr>
+            <w:tcW w:type="dxa" w:w="1337"/>
+          </w:tcPr>
+          <w:p>
+            <w:pPr>
+              <w:jc w:val="center"/>
+            </w:pPr>
+            <w:r/>
+            <w:r>
+              <w:rPr>
+                <w:rFonts w:ascii="Times New Roman" w:hAnsi="Times New Roman"/>
+                <w:sz w:val="20"/>
+              </w:rPr>
+              <w:t>−0.0026 (</w:t>
+            </w:r>
+            <w:r>
+              <w:rPr>
+                <w:rFonts w:ascii="Times New Roman" w:hAnsi="Times New Roman"/>
+                <w:i/>
+                <w:sz w:val="20"/>
+              </w:rPr>
+              <w:t>p</w:t>
+            </w:r>
+            <w:r>
+              <w:rPr>
+                <w:rFonts w:ascii="Times New Roman" w:hAnsi="Times New Roman"/>
+                <w:sz w:val="20"/>
+              </w:rPr>
+              <w:t xml:space="preserve"> = 0.567)</w:t>
+            </w:r>
+          </w:p>
+        </w:tc>
+        <w:tc>
+          <w:tcPr>
+            <w:tcW w:type="dxa" w:w="1337"/>
+          </w:tcPr>
+          <w:p>
+            <w:pPr>
+              <w:jc w:val="center"/>
+            </w:pPr>
+            <w:r/>
+            <w:r>
+              <w:rPr>
+                <w:rFonts w:ascii="Times New Roman" w:hAnsi="Times New Roman"/>
+                <w:sz w:val="20"/>
+              </w:rPr>
+              <w:t>−0.27%</w:t>
+            </w:r>
+          </w:p>
+        </w:tc>
+        <w:tc>
+          <w:tcPr>
+            <w:tcW w:type="dxa" w:w="1337"/>
+          </w:tcPr>
+          <w:p>
+            <w:pPr>
+              <w:jc w:val="center"/>
+            </w:pPr>
+            <w:r/>
+            <w:r>
+              <w:rPr>
+                <w:rFonts w:ascii="Times New Roman" w:hAnsi="Times New Roman"/>
+                <w:sz w:val="20"/>
+              </w:rPr>
+              <w:t>±5%</w:t>
+            </w:r>
+          </w:p>
+        </w:tc>
+      </w:tr>
+    </w:tbl>
+    <w:p/>
+    <w:p>
+      <w:pPr>
+        <w:jc w:val="both"/>
+      </w:pPr>
+      <w:r>
+        <w:rPr>
+          <w:rFonts w:ascii="Times New Roman" w:hAnsi="Times New Roman"/>
+          <w:b/>
+          <w:sz w:val="22"/>
+        </w:rPr>
+        <w:t>The null survives the correction, and the pattern is the one censoring predicts.</w:t>
+      </w:r>
+      <w:r>
+        <w:rPr>
+          <w:rFonts w:ascii="Times New Roman" w:hAnsi="Times New Roman"/>
+          <w:sz w:val="22"/>
+        </w:rPr>
+        <w:t xml:space="preserve"> On both axes every censoring-aware estimate stays small, negative, and far from significance (</w:t>
+      </w:r>
+      <w:r>
+        <w:rPr>
+          <w:rFonts w:ascii="Times New Roman" w:hAnsi="Times New Roman"/>
+          <w:i/>
+          <w:sz w:val="22"/>
+        </w:rPr>
+        <w:t>p</w:t>
+      </w:r>
+      <w:r>
+        <w:rPr>
+          <w:rFonts w:ascii="Times New Roman" w:hAnsi="Times New Roman"/>
+          <w:sz w:val="22"/>
+        </w:rPr>
+        <w:t xml:space="preserve"> = 0.27–0.57). The ordering is diagnostic rather than incidental: the latent-scale coefficient is roughly twice the linear ATT — the attenuation the ceiling induces, exactly as the validation simulation demonstrates — the APE sits between the two, and all three agree in sign. What matters for the paper's claim is that the corrected estimates remain comfortably inside the equivalence bound of Section 4.2: the largest of them, the semantic-HTML latent coefficient, is </w:t>
+      </w:r>
+      <w:r>
+        <w:rPr>
+          <w:rFonts w:ascii="Times New Roman" w:hAnsi="Times New Roman"/>
+          <w:b/>
+          <w:sz w:val="22"/>
+        </w:rPr>
+        <w:t>1.0% of baseline against a certified ±5%</w:t>
+      </w:r>
+      <w:r>
+        <w:rPr>
+          <w:rFonts w:ascii="Times New Roman" w:hAnsi="Times New Roman"/>
+          <w:sz w:val="22"/>
+        </w:rPr>
+        <w:t>. Accounting for the ceiling therefore moves the point estimates in the expected direction and by the expected amount, and disturbs neither the null nor the bound at which we state it. A pooled Tobit without the Mundlak terms (replication package) gives the same picture — as expected in a DiD, where the treated and post main effects already absorb the leading correlated-effect channels, leaving the CRE terms close to redundant.</w:t>
+      </w:r>
+    </w:p>
+    <w:p>
+      <w:pPr>
+        <w:jc w:val="both"/>
+      </w:pPr>
+      <w:r>
+        <w:rPr>
+          <w:rFonts w:ascii="Times New Roman" w:hAnsi="Times New Roman"/>
+          <w:sz w:val="22"/>
+        </w:rPr>
+        <w:t xml:space="preserve">We are explicit about what this check does and does not settle. It addresses censoring </w:t>
+      </w:r>
+      <w:r>
+        <w:rPr>
+          <w:rFonts w:ascii="Times New Roman" w:hAnsi="Times New Roman"/>
+          <w:i/>
+          <w:sz w:val="22"/>
+        </w:rPr>
+        <w:t>at the observed ceiling of a bounded score</w:t>
+      </w:r>
+      <w:r>
+        <w:rPr>
+          <w:rFonts w:ascii="Times New Roman" w:hAnsi="Times New Roman"/>
+          <w:sz w:val="22"/>
+        </w:rPr>
+        <w:t>; it does not address the separate sparsity of the violation-density axes (Section 4.2), which are floor-concentrated rather than ceiling-concentrated and whose looser equivalence bound is a property of their near-zero baseline, not of censoring.</w:t>
+      </w:r>
+    </w:p>
+    <w:p>
+      <w:pPr>
         <w:spacing w:before="240" w:after="80"/>
       </w:pPr>
       <w:r>
@@ -7594,7 +8742,22 @@
           <w:rFonts w:ascii="Times New Roman" w:hAnsi="Times New Roman"/>
           <w:sz w:val="22"/>
         </w:rPr>
-        <w:t xml:space="preserve">A null average treatment effect need not imply an unchanged generative process. Two regimes can share an expected value while differing in volatility, in the persistence of degraded states, in upper-tail risk, or in the balance of error introduction and removal. Section 4 left a loose thread that makes this concern concrete: the dynamic event study showed small, never-per-bin-significant post-treatment coefficients that wander on either side of zero (drifting to β₊₁₂ ≈ -0.010 on the semantic axis) rather than sitting flat — a near-zero mean that could nonetheless coexist with a changed </w:t>
+        <w:t>A null average treatment effect need not imply an unchanged generative process. Two regimes can share an expected value while differing in volatility, in the persistence of degraded states, in upper-tail risk, or in the balance of error introduction and removal. Section 4 left a loose thread that makes this concern concrete: the dynamic event study showed small, never-per-bin-significant post-treatment coefficients that wander on either side of zero (drifting to β</w:t>
+      </w:r>
+      <w:r>
+        <w:rPr>
+          <w:rFonts w:ascii="Times New Roman" w:hAnsi="Times New Roman"/>
+          <w:sz w:val="22"/>
+          <w:vertAlign w:val="subscript"/>
+        </w:rPr>
+        <w:t>+12</w:t>
+      </w:r>
+      <w:r>
+        <w:rPr>
+          <w:rFonts w:ascii="Times New Roman" w:hAnsi="Times New Roman"/>
+          <w:sz w:val="22"/>
+        </w:rPr>
+        <w:t xml:space="preserve"> ≈ -0.010 on the semantic axis) rather than sitting flat — a near-zero mean that could nonetheless coexist with a changed </w:t>
       </w:r>
       <w:r>
         <w:rPr>
@@ -7655,7 +8818,37 @@
           <w:rFonts w:ascii="Times New Roman" w:hAnsi="Times New Roman"/>
           <w:sz w:val="22"/>
         </w:rPr>
-        <w:t xml:space="preserve">The hypothesis is falsifiable, and the design fixed in advance the disposition of a null: if ρpost ≈ ρpre and volatility/persistence are statistically indistinguishable, </w:t>
+        <w:t>The hypothesis is falsifiable, and the design fixed in advance the disposition of a null: if ρ</w:t>
+      </w:r>
+      <w:r>
+        <w:rPr>
+          <w:rFonts w:ascii="Times New Roman" w:hAnsi="Times New Roman"/>
+          <w:sz w:val="22"/>
+          <w:vertAlign w:val="subscript"/>
+        </w:rPr>
+        <w:t>post</w:t>
+      </w:r>
+      <w:r>
+        <w:rPr>
+          <w:rFonts w:ascii="Times New Roman" w:hAnsi="Times New Roman"/>
+          <w:sz w:val="22"/>
+        </w:rPr>
+        <w:t xml:space="preserve"> ≈ ρ</w:t>
+      </w:r>
+      <w:r>
+        <w:rPr>
+          <w:rFonts w:ascii="Times New Roman" w:hAnsi="Times New Roman"/>
+          <w:sz w:val="22"/>
+          <w:vertAlign w:val="subscript"/>
+        </w:rPr>
+        <w:t>pre</w:t>
+      </w:r>
+      <w:r>
+        <w:rPr>
+          <w:rFonts w:ascii="Times New Roman" w:hAnsi="Times New Roman"/>
+          <w:sz w:val="22"/>
+        </w:rPr>
+        <w:t xml:space="preserve"> and volatility/persistence are statistically indistinguishable, </w:t>
       </w:r>
       <w:r>
         <w:rPr>
@@ -7766,7 +8959,187 @@
           <w:rFonts w:ascii="Times New Roman" w:hAnsi="Times New Roman"/>
           <w:sz w:val="22"/>
         </w:rPr>
-        <w:t xml:space="preserve"> For each regime r ∈ pre, post we estimate the transition matrix P^(r) with entries Pᵢⱼ = Pr(stateₜ₊₁ = j mid stateₜ = i) by closed-form maximum likelihood, Pᵢⱼ = nᵢⱼ / Σₖ nᵢₖ, where nᵢⱼ counts i → j transitions pooled across repos within the regime. Transitions are counted only between consecutive calendar months within a single regime for a single repo, so no transition straddles the adoption boundary or a coverage gap. From P we derive the stationary distribution π (π P = π, Σ π = 1), persistence (self-transition Pᵢᵢ, dwell time 1/(1 - Pᵢᵢ)), and the spectral gap 1 - |λ₂| governing mixing speed. Under H, the post regime should mix more slowly (smaller gap).</w:t>
+        <w:t xml:space="preserve"> For each regime r ∈ pre, post we estimate the transition matrix P</w:t>
+      </w:r>
+      <w:r>
+        <w:rPr>
+          <w:rFonts w:ascii="Times New Roman" w:hAnsi="Times New Roman"/>
+          <w:sz w:val="22"/>
+          <w:vertAlign w:val="superscript"/>
+        </w:rPr>
+        <w:t>(r)</w:t>
+      </w:r>
+      <w:r>
+        <w:rPr>
+          <w:rFonts w:ascii="Times New Roman" w:hAnsi="Times New Roman"/>
+          <w:sz w:val="22"/>
+        </w:rPr>
+        <w:t xml:space="preserve"> with entries P</w:t>
+      </w:r>
+      <w:r>
+        <w:rPr>
+          <w:rFonts w:ascii="Times New Roman" w:hAnsi="Times New Roman"/>
+          <w:sz w:val="22"/>
+          <w:vertAlign w:val="subscript"/>
+        </w:rPr>
+        <w:t>ij</w:t>
+      </w:r>
+      <w:r>
+        <w:rPr>
+          <w:rFonts w:ascii="Times New Roman" w:hAnsi="Times New Roman"/>
+          <w:sz w:val="22"/>
+        </w:rPr>
+        <w:t xml:space="preserve"> = Pr(state</w:t>
+      </w:r>
+      <w:r>
+        <w:rPr>
+          <w:rFonts w:ascii="Times New Roman" w:hAnsi="Times New Roman"/>
+          <w:sz w:val="22"/>
+          <w:vertAlign w:val="subscript"/>
+        </w:rPr>
+        <w:t>t+1</w:t>
+      </w:r>
+      <w:r>
+        <w:rPr>
+          <w:rFonts w:ascii="Times New Roman" w:hAnsi="Times New Roman"/>
+          <w:sz w:val="22"/>
+        </w:rPr>
+        <w:t xml:space="preserve"> = j | state</w:t>
+      </w:r>
+      <w:r>
+        <w:rPr>
+          <w:rFonts w:ascii="Times New Roman" w:hAnsi="Times New Roman"/>
+          <w:sz w:val="22"/>
+          <w:vertAlign w:val="subscript"/>
+        </w:rPr>
+        <w:t>t</w:t>
+      </w:r>
+      <w:r>
+        <w:rPr>
+          <w:rFonts w:ascii="Times New Roman" w:hAnsi="Times New Roman"/>
+          <w:sz w:val="22"/>
+        </w:rPr>
+        <w:t xml:space="preserve"> = i) by closed-form maximum likelihood, P</w:t>
+      </w:r>
+      <w:r>
+        <w:rPr>
+          <w:rFonts w:ascii="Times New Roman" w:hAnsi="Times New Roman"/>
+          <w:sz w:val="22"/>
+          <w:vertAlign w:val="subscript"/>
+        </w:rPr>
+        <w:t>ij</w:t>
+      </w:r>
+      <w:r>
+        <w:rPr>
+          <w:rFonts w:ascii="Times New Roman" w:hAnsi="Times New Roman"/>
+          <w:sz w:val="22"/>
+        </w:rPr>
+        <w:t xml:space="preserve"> = n</w:t>
+      </w:r>
+      <w:r>
+        <w:rPr>
+          <w:rFonts w:ascii="Times New Roman" w:hAnsi="Times New Roman"/>
+          <w:sz w:val="22"/>
+          <w:vertAlign w:val="subscript"/>
+        </w:rPr>
+        <w:t>ij</w:t>
+      </w:r>
+      <w:r>
+        <w:rPr>
+          <w:rFonts w:ascii="Times New Roman" w:hAnsi="Times New Roman"/>
+          <w:sz w:val="22"/>
+        </w:rPr>
+        <w:t xml:space="preserve"> / Σ</w:t>
+      </w:r>
+      <w:r>
+        <w:rPr>
+          <w:rFonts w:ascii="Times New Roman" w:hAnsi="Times New Roman"/>
+          <w:sz w:val="22"/>
+          <w:vertAlign w:val="subscript"/>
+        </w:rPr>
+        <w:t>k</w:t>
+      </w:r>
+      <w:r>
+        <w:rPr>
+          <w:rFonts w:ascii="Times New Roman" w:hAnsi="Times New Roman"/>
+          <w:sz w:val="22"/>
+        </w:rPr>
+        <w:t xml:space="preserve"> n</w:t>
+      </w:r>
+      <w:r>
+        <w:rPr>
+          <w:rFonts w:ascii="Times New Roman" w:hAnsi="Times New Roman"/>
+          <w:sz w:val="22"/>
+          <w:vertAlign w:val="subscript"/>
+        </w:rPr>
+        <w:t>ik</w:t>
+      </w:r>
+      <w:r>
+        <w:rPr>
+          <w:rFonts w:ascii="Times New Roman" w:hAnsi="Times New Roman"/>
+          <w:sz w:val="22"/>
+        </w:rPr>
+        <w:t>, where n</w:t>
+      </w:r>
+      <w:r>
+        <w:rPr>
+          <w:rFonts w:ascii="Times New Roman" w:hAnsi="Times New Roman"/>
+          <w:sz w:val="22"/>
+          <w:vertAlign w:val="subscript"/>
+        </w:rPr>
+        <w:t>ij</w:t>
+      </w:r>
+      <w:r>
+        <w:rPr>
+          <w:rFonts w:ascii="Times New Roman" w:hAnsi="Times New Roman"/>
+          <w:sz w:val="22"/>
+        </w:rPr>
+        <w:t xml:space="preserve"> counts i → j transitions pooled across repos within the regime. Transitions are counted only between consecutive calendar months within a single regime for a single repo, so no transition straddles the adoption boundary or a coverage gap. From P we derive the stationary distribution π (π P = π, Σ π = 1), persistence (self-transition P</w:t>
+      </w:r>
+      <w:r>
+        <w:rPr>
+          <w:rFonts w:ascii="Times New Roman" w:hAnsi="Times New Roman"/>
+          <w:sz w:val="22"/>
+          <w:vertAlign w:val="subscript"/>
+        </w:rPr>
+        <w:t>ii</w:t>
+      </w:r>
+      <w:r>
+        <w:rPr>
+          <w:rFonts w:ascii="Times New Roman" w:hAnsi="Times New Roman"/>
+          <w:sz w:val="22"/>
+        </w:rPr>
+        <w:t>, dwell time 1/(1 - P</w:t>
+      </w:r>
+      <w:r>
+        <w:rPr>
+          <w:rFonts w:ascii="Times New Roman" w:hAnsi="Times New Roman"/>
+          <w:sz w:val="22"/>
+          <w:vertAlign w:val="subscript"/>
+        </w:rPr>
+        <w:t>ii</w:t>
+      </w:r>
+      <w:r>
+        <w:rPr>
+          <w:rFonts w:ascii="Times New Roman" w:hAnsi="Times New Roman"/>
+          <w:sz w:val="22"/>
+        </w:rPr>
+        <w:t>)), and the spectral gap 1 - |λ</w:t>
+      </w:r>
+      <w:r>
+        <w:rPr>
+          <w:rFonts w:ascii="Times New Roman" w:hAnsi="Times New Roman"/>
+          <w:sz w:val="22"/>
+          <w:vertAlign w:val="subscript"/>
+        </w:rPr>
+        <w:t>2</w:t>
+      </w:r>
+      <w:r>
+        <w:rPr>
+          <w:rFonts w:ascii="Times New Roman" w:hAnsi="Times New Roman"/>
+          <w:sz w:val="22"/>
+        </w:rPr>
+        <w:t>| governing mixing speed. Under H, the post regime should mix more slowly (smaller gap).</w:t>
       </w:r>
     </w:p>
     <w:p>
@@ -7786,7 +9159,52 @@
           <w:rFonts w:ascii="Times New Roman" w:hAnsi="Times New Roman"/>
           <w:sz w:val="22"/>
         </w:rPr>
-        <w:t xml:space="preserve"> Let N(t) be a repo's outstanding violation count at month t, evolving as a discrete-time birth–death process with regime-specific rates: introduction rate λ (mean new violations introduced per repo-month, summed over files whose count rose between consecutive months) and removal rate μ (mean removed per repo-month, over files whose count fell). The utilization ρ = λ/μ is the object of interest. In the M/M/1 analogue, ρ &lt; 1 yields a stationary geometric backlog with finite mean ρ/(1-ρ); ρ ≥ 1 yields unbounded accumulation. Under H, ρpost &gt; ρpre and ρpost crosses 1.</w:t>
+        <w:t xml:space="preserve"> Let N(t) be a repo's outstanding violation count at month t, evolving as a discrete-time birth–death process with regime-specific rates: introduction rate λ (mean new violations introduced per repo-month, summed over files whose count rose between consecutive months) and removal rate μ (mean removed per repo-month, over files whose count fell). The utilization ρ = λ/μ is the object of interest. In the M/M/1 analogue, ρ &lt; 1 yields a stationary geometric backlog with finite mean ρ/(1-ρ); ρ ≥ 1 yields unbounded accumulation. Under H, ρ</w:t>
+      </w:r>
+      <w:r>
+        <w:rPr>
+          <w:rFonts w:ascii="Times New Roman" w:hAnsi="Times New Roman"/>
+          <w:sz w:val="22"/>
+          <w:vertAlign w:val="subscript"/>
+        </w:rPr>
+        <w:t>post</w:t>
+      </w:r>
+      <w:r>
+        <w:rPr>
+          <w:rFonts w:ascii="Times New Roman" w:hAnsi="Times New Roman"/>
+          <w:sz w:val="22"/>
+        </w:rPr>
+        <w:t xml:space="preserve"> &gt; ρ</w:t>
+      </w:r>
+      <w:r>
+        <w:rPr>
+          <w:rFonts w:ascii="Times New Roman" w:hAnsi="Times New Roman"/>
+          <w:sz w:val="22"/>
+          <w:vertAlign w:val="subscript"/>
+        </w:rPr>
+        <w:t>pre</w:t>
+      </w:r>
+      <w:r>
+        <w:rPr>
+          <w:rFonts w:ascii="Times New Roman" w:hAnsi="Times New Roman"/>
+          <w:sz w:val="22"/>
+        </w:rPr>
+        <w:t xml:space="preserve"> and ρ</w:t>
+      </w:r>
+      <w:r>
+        <w:rPr>
+          <w:rFonts w:ascii="Times New Roman" w:hAnsi="Times New Roman"/>
+          <w:sz w:val="22"/>
+          <w:vertAlign w:val="subscript"/>
+        </w:rPr>
+        <w:t>post</w:t>
+      </w:r>
+      <w:r>
+        <w:rPr>
+          <w:rFonts w:ascii="Times New Roman" w:hAnsi="Times New Roman"/>
+          <w:sz w:val="22"/>
+        </w:rPr>
+        <w:t xml:space="preserve"> crosses 1.</w:t>
       </w:r>
     </w:p>
     <w:p>
@@ -7851,7 +9269,52 @@
           <w:rFonts w:ascii="Times New Roman" w:hAnsi="Times New Roman"/>
           <w:sz w:val="22"/>
         </w:rPr>
-        <w:t xml:space="preserve">Transition matrices use the closed-form MLE. We run two likelihood-ratio tests — homogeneity (H₀: P^pre = P^post) and order (first vs. second) — </w:t>
+        <w:t>Transition matrices use the closed-form MLE. We run two likelihood-ratio tests — homogeneity (H</w:t>
+      </w:r>
+      <w:r>
+        <w:rPr>
+          <w:rFonts w:ascii="Times New Roman" w:hAnsi="Times New Roman"/>
+          <w:sz w:val="22"/>
+          <w:vertAlign w:val="subscript"/>
+        </w:rPr>
+        <w:t>0</w:t>
+      </w:r>
+      <w:r>
+        <w:rPr>
+          <w:rFonts w:ascii="Times New Roman" w:hAnsi="Times New Roman"/>
+          <w:sz w:val="22"/>
+        </w:rPr>
+        <w:t>: P</w:t>
+      </w:r>
+      <w:r>
+        <w:rPr>
+          <w:rFonts w:ascii="Times New Roman" w:hAnsi="Times New Roman"/>
+          <w:sz w:val="22"/>
+          <w:vertAlign w:val="superscript"/>
+        </w:rPr>
+        <w:t>pre</w:t>
+      </w:r>
+      <w:r>
+        <w:rPr>
+          <w:rFonts w:ascii="Times New Roman" w:hAnsi="Times New Roman"/>
+          <w:sz w:val="22"/>
+        </w:rPr>
+        <w:t xml:space="preserve"> = P</w:t>
+      </w:r>
+      <w:r>
+        <w:rPr>
+          <w:rFonts w:ascii="Times New Roman" w:hAnsi="Times New Roman"/>
+          <w:sz w:val="22"/>
+          <w:vertAlign w:val="superscript"/>
+        </w:rPr>
+        <w:t>post</w:t>
+      </w:r>
+      <w:r>
+        <w:rPr>
+          <w:rFonts w:ascii="Times New Roman" w:hAnsi="Times New Roman"/>
+          <w:sz w:val="22"/>
+        </w:rPr>
+        <w:t xml:space="preserve">) and order (first vs. second) — </w:t>
       </w:r>
       <w:r>
         <w:rPr>
@@ -7866,7 +9329,22 @@
           <w:rFonts w:ascii="Times New Roman" w:hAnsi="Times New Roman"/>
           <w:sz w:val="22"/>
         </w:rPr>
-        <w:t xml:space="preserve"> That the df of a Markov LR test should count only estimable parameters — i.e. reachable transitions among occupied states — is itself standard (the homogeneity and order LR tests follow Anderson and Goodman 1957); the textbook n(n-1) (homogeneity) and n(n-1)² (order) are upper bounds that assume every nominal state is occupied with full reachable support. What is specific here, and what makes the correction a prerequisite rather than a refinement, is </w:t>
+        <w:t xml:space="preserve"> That the df of a Markov LR test should count only estimable parameters — i.e. reachable transitions among occupied states — is itself standard (the homogeneity and order LR tests follow Anderson and Goodman 1957); the textbook n(n-1) (homogeneity) and n(n-1)</w:t>
+      </w:r>
+      <w:r>
+        <w:rPr>
+          <w:rFonts w:ascii="Times New Roman" w:hAnsi="Times New Roman"/>
+          <w:sz w:val="22"/>
+          <w:vertAlign w:val="superscript"/>
+        </w:rPr>
+        <w:t>2</w:t>
+      </w:r>
+      <w:r>
+        <w:rPr>
+          <w:rFonts w:ascii="Times New Roman" w:hAnsi="Times New Roman"/>
+          <w:sz w:val="22"/>
+        </w:rPr>
+        <w:t xml:space="preserve"> (order) are upper bounds that assume every nominal state is occupied with full reachable support. What is specific here, and what makes the correction a prerequisite rather than a refinement, is </w:t>
       </w:r>
       <w:r>
         <w:rPr>
@@ -7963,7 +9441,24 @@
           <w:i/>
           <w:sz w:val="20"/>
         </w:rPr>
-        <w:t xml:space="preserve"> Let an ordered-state Markov chain be formed by binning a zero-inflated outcome at pooled quantiles, with a fraction z of observations at the lower bound. When z exceeds 1/k for a requested k-state partition, two or more lower cutpoints coincide at the bound, so at least one nominal state is never occupied. The homogeneity/order likelihood-ratio tests computed with the textbook degrees of freedom n(n-1) and n(n-1)² then over-count free parameters and the test is driven toward non-rejection (p → 1 as the over-count grows). Counting df from occupied, reachable support only restores a valid test. In repository panels z is routinely large (here z = 0.343 on the operable-density axis, so that z &gt; 1/4 and the 4-state partition collapses), so this degeneracy is endemic and must be checked before any Markov regime test is interpreted.</w:t>
+        <w:t xml:space="preserve"> Let an ordered-state Markov chain be formed by binning a zero-inflated outcome at pooled quantiles, with a fraction z of observations at the lower bound. When z exceeds 1/k for a requested k-state partition, two or more lower cutpoints coincide at the bound, so at least one nominal state is never occupied. The homogeneity/order likelihood-ratio tests computed with the textbook degrees of freedom n(n-1) and n(n-1)</w:t>
+      </w:r>
+      <w:r>
+        <w:rPr>
+          <w:rFonts w:ascii="Times New Roman" w:hAnsi="Times New Roman"/>
+          <w:i/>
+          <w:sz w:val="20"/>
+          <w:vertAlign w:val="superscript"/>
+        </w:rPr>
+        <w:t>2</w:t>
+      </w:r>
+      <w:r>
+        <w:rPr>
+          <w:rFonts w:ascii="Times New Roman" w:hAnsi="Times New Roman"/>
+          <w:i/>
+          <w:sz w:val="20"/>
+        </w:rPr>
+        <w:t xml:space="preserve"> then over-count free parameters and the test is driven toward non-rejection (p → 1 as the over-count grows). Counting df from occupied, reachable support only restores a valid test. In repository panels z is routinely large (here z = 0.343 on the operable-density axis, so that z &gt; 1/4 and the 4-state partition collapses), so this degeneracy is endemic and must be checked before any Markov regime test is interpreted.</w:t>
       </w:r>
     </w:p>
     <w:p>
@@ -8031,7 +9526,22 @@
           <w:rFonts w:ascii="Times New Roman" w:hAnsi="Times New Roman"/>
           <w:sz w:val="22"/>
         </w:rPr>
-        <w:t>The chains are persistence-dominated — once in a violation-density band, a repo overwhelmingly stays there month to month (self-transition Pᵢᵢ = 0.94–0.99, Table 7), as expected for slowly-changing quality at monthly cadence.</w:t>
+        <w:t>The chains are persistence-dominated — once in a violation-density band, a repo overwhelmingly stays there month to month (self-transition P</w:t>
+      </w:r>
+      <w:r>
+        <w:rPr>
+          <w:rFonts w:ascii="Times New Roman" w:hAnsi="Times New Roman"/>
+          <w:sz w:val="22"/>
+          <w:vertAlign w:val="subscript"/>
+        </w:rPr>
+        <w:t>ii</w:t>
+      </w:r>
+      <w:r>
+        <w:rPr>
+          <w:rFonts w:ascii="Times New Roman" w:hAnsi="Times New Roman"/>
+          <w:sz w:val="22"/>
+        </w:rPr>
+        <w:t xml:space="preserve"> = 0.94–0.99, Table 7), as expected for slowly-changing quality at monthly cadence.</w:t>
       </w:r>
     </w:p>
     <w:p>
@@ -8044,7 +9554,24 @@
           <w:b/>
           <w:sz w:val="20"/>
         </w:rPr>
-        <w:t>Table 7. Self-transition probabilities Pᵢᵢ on the violation-density state variable, by regime.</w:t>
+        <w:t>Table 7. Self-transition probabilities P</w:t>
+      </w:r>
+      <w:r>
+        <w:rPr>
+          <w:rFonts w:ascii="Times New Roman" w:hAnsi="Times New Roman"/>
+          <w:b/>
+          <w:sz w:val="20"/>
+          <w:vertAlign w:val="subscript"/>
+        </w:rPr>
+        <w:t>ii</w:t>
+      </w:r>
+      <w:r>
+        <w:rPr>
+          <w:rFonts w:ascii="Times New Roman" w:hAnsi="Times New Roman"/>
+          <w:b/>
+          <w:sz w:val="20"/>
+        </w:rPr>
+        <w:t xml:space="preserve"> on the violation-density state variable, by regime.</w:t>
       </w:r>
       <w:r>
         <w:rPr>
@@ -8143,7 +9670,16 @@
                 <w:b/>
                 <w:sz w:val="20"/>
               </w:rPr>
-              <w:t>P₁₁</w:t>
+              <w:t>P</w:t>
+            </w:r>
+            <w:r>
+              <w:rPr>
+                <w:rFonts w:ascii="Times New Roman" w:hAnsi="Times New Roman"/>
+                <w:b/>
+                <w:sz w:val="20"/>
+                <w:vertAlign w:val="subscript"/>
+              </w:rPr>
+              <w:t>11</w:t>
             </w:r>
           </w:p>
         </w:tc>
@@ -8166,7 +9702,16 @@
                 <w:b/>
                 <w:sz w:val="20"/>
               </w:rPr>
-              <w:t>P₂₂</w:t>
+              <w:t>P</w:t>
+            </w:r>
+            <w:r>
+              <w:rPr>
+                <w:rFonts w:ascii="Times New Roman" w:hAnsi="Times New Roman"/>
+                <w:b/>
+                <w:sz w:val="20"/>
+                <w:vertAlign w:val="subscript"/>
+              </w:rPr>
+              <w:t>22</w:t>
             </w:r>
           </w:p>
         </w:tc>
@@ -8189,7 +9734,16 @@
                 <w:b/>
                 <w:sz w:val="20"/>
               </w:rPr>
-              <w:t>P₃₃</w:t>
+              <w:t>P</w:t>
+            </w:r>
+            <w:r>
+              <w:rPr>
+                <w:rFonts w:ascii="Times New Roman" w:hAnsi="Times New Roman"/>
+                <w:b/>
+                <w:sz w:val="20"/>
+                <w:vertAlign w:val="subscript"/>
+              </w:rPr>
+              <w:t>33</w:t>
             </w:r>
           </w:p>
         </w:tc>
@@ -8212,7 +9766,16 @@
                 <w:b/>
                 <w:sz w:val="20"/>
               </w:rPr>
-              <w:t>P₄₄</w:t>
+              <w:t>P</w:t>
+            </w:r>
+            <w:r>
+              <w:rPr>
+                <w:rFonts w:ascii="Times New Roman" w:hAnsi="Times New Roman"/>
+                <w:b/>
+                <w:sz w:val="20"/>
+                <w:vertAlign w:val="subscript"/>
+              </w:rPr>
+              <w:t>44</w:t>
             </w:r>
           </w:p>
         </w:tc>
@@ -8753,7 +10316,7 @@
       <w:r>
         <w:drawing>
           <wp:inline xmlns:a="http://schemas.openxmlformats.org/drawingml/2006/main" xmlns:pic="http://schemas.openxmlformats.org/drawingml/2006/picture">
-            <wp:extent cx="4754880" cy="2402598"/>
+            <wp:extent cx="4754880" cy="2433017"/>
             <wp:docPr id="4" name="Picture 4"/>
             <wp:cNvGraphicFramePr>
               <a:graphicFrameLocks noChangeAspect="1"/>
@@ -8766,7 +10329,7 @@
                     <pic:cNvPicPr/>
                   </pic:nvPicPr>
                   <pic:blipFill>
-                    <a:blip r:embed="rId13"/>
+                    <a:blip r:embed="rId15"/>
                     <a:stretch>
                       <a:fillRect/>
                     </a:stretch>
@@ -8774,7 +10337,7 @@
                   <pic:spPr>
                     <a:xfrm>
                       <a:off x="0" y="0"/>
-                      <a:ext cx="4754880" cy="2402598"/>
+                      <a:ext cx="4754880" cy="2433017"/>
                     </a:xfrm>
                     <a:prstGeom prst="rect"/>
                   </pic:spPr>
@@ -8796,7 +10359,7 @@
           <w:color w:val="555555"/>
           <w:sz w:val="19"/>
         </w:rPr>
-        <w:t>Figure 3. Pre- vs. post-adoption 4-state transition matrices on the violation-density state variable. Self-transition mass (the diagonal) increases post-adoption on every occupied state, the visual counterpart of the spectral-gap contraction (0.036 → 0.017) reported in Section 5.4; off-diagonal (state-changing) mass correspondingly thins.</w:t>
+        <w:t>Figure 4. Pre- vs. post-adoption 4-state transition matrices on the violation-density state variable. Self-transition mass (the diagonal) increases post-adoption on every occupied state, the visual counterpart of the spectral-gap contraction (0.036 → 0.017) reported in Section 5.4; off-diagonal (state-changing) mass correspondingly thins.</w:t>
       </w:r>
     </w:p>
     <w:p>
@@ -8962,7 +10525,22 @@
           <w:rFonts w:ascii="Times New Roman" w:hAnsi="Times New Roman"/>
           <w:sz w:val="22"/>
         </w:rPr>
-        <w:t xml:space="preserve">This is the one beyond-mean facet where the data show a real, sign-consistent treatment-associated difference, and we report it carefully. On the violation-density state variable (Section 5.2), the spectral gap — 1 - |λ₂|, the second-eigenvalue mixing rate, where </w:t>
+        <w:t>This is the one beyond-mean facet where the data show a real, sign-consistent treatment-associated difference, and we report it carefully. On the violation-density state variable (Section 5.2), the spectral gap — 1 - |λ</w:t>
+      </w:r>
+      <w:r>
+        <w:rPr>
+          <w:rFonts w:ascii="Times New Roman" w:hAnsi="Times New Roman"/>
+          <w:sz w:val="22"/>
+          <w:vertAlign w:val="subscript"/>
+        </w:rPr>
+        <w:t>2</w:t>
+      </w:r>
+      <w:r>
+        <w:rPr>
+          <w:rFonts w:ascii="Times New Roman" w:hAnsi="Times New Roman"/>
+          <w:sz w:val="22"/>
+        </w:rPr>
+        <w:t xml:space="preserve">|, the second-eigenvalue mixing rate, where </w:t>
       </w:r>
       <w:r>
         <w:rPr>
@@ -9203,7 +10781,53 @@
           <w:rFonts w:ascii="Times New Roman" w:hAnsi="Times New Roman"/>
           <w:sz w:val="22"/>
         </w:rPr>
-        <w:t xml:space="preserve"> On the enriched panel, variance of the semantic-HTML axis is essentially flat across regimes (σ²pre = 0.0058, σ²post = 0.0068); the Brown–Forsythe test gives W = 1.71 (not significant). No change in overall volatility.</w:t>
+        <w:t xml:space="preserve"> On the enriched panel, variance of the semantic-HTML axis is essentially flat across regimes (σ</w:t>
+      </w:r>
+      <w:r>
+        <w:rPr>
+          <w:rFonts w:ascii="Times New Roman" w:hAnsi="Times New Roman"/>
+          <w:sz w:val="22"/>
+          <w:vertAlign w:val="superscript"/>
+        </w:rPr>
+        <w:t>2</w:t>
+      </w:r>
+      <w:r>
+        <w:rPr>
+          <w:rFonts w:ascii="Times New Roman" w:hAnsi="Times New Roman"/>
+          <w:sz w:val="22"/>
+          <w:vertAlign w:val="subscript"/>
+        </w:rPr>
+        <w:t>pre</w:t>
+      </w:r>
+      <w:r>
+        <w:rPr>
+          <w:rFonts w:ascii="Times New Roman" w:hAnsi="Times New Roman"/>
+          <w:sz w:val="22"/>
+        </w:rPr>
+        <w:t xml:space="preserve"> = 0.0058, σ</w:t>
+      </w:r>
+      <w:r>
+        <w:rPr>
+          <w:rFonts w:ascii="Times New Roman" w:hAnsi="Times New Roman"/>
+          <w:sz w:val="22"/>
+          <w:vertAlign w:val="superscript"/>
+        </w:rPr>
+        <w:t>2</w:t>
+      </w:r>
+      <w:r>
+        <w:rPr>
+          <w:rFonts w:ascii="Times New Roman" w:hAnsi="Times New Roman"/>
+          <w:sz w:val="22"/>
+          <w:vertAlign w:val="subscript"/>
+        </w:rPr>
+        <w:t>post</w:t>
+      </w:r>
+      <w:r>
+        <w:rPr>
+          <w:rFonts w:ascii="Times New Roman" w:hAnsi="Times New Roman"/>
+          <w:sz w:val="22"/>
+        </w:rPr>
+        <w:t xml:space="preserve"> = 0.0068); the Brown–Forsythe test gives W = 1.71 (not significant). No change in overall volatility.</w:t>
       </w:r>
     </w:p>
     <w:p>
@@ -9223,7 +10847,37 @@
           <w:rFonts w:ascii="Times New Roman" w:hAnsi="Times New Roman"/>
           <w:sz w:val="22"/>
         </w:rPr>
-        <w:t xml:space="preserve"> We also modelled each repo's monthly trajectory as a discrete-time birth–death process with introduction rate λ and removal rate μ, and considered the utilization ρ = λ/μ. The monthly estimates are ρpre = 1.52, ρpost = 1.56 — both above 1, which taken literally would imply unbounded backlog growth even though the backlog is flat-to-declining (0.091 → 0.082). This internal contradiction signals that the </w:t>
+        <w:t xml:space="preserve"> We also modelled each repo's monthly trajectory as a discrete-time birth–death process with introduction rate λ and removal rate μ, and considered the utilization ρ = λ/μ. The monthly estimates are ρ</w:t>
+      </w:r>
+      <w:r>
+        <w:rPr>
+          <w:rFonts w:ascii="Times New Roman" w:hAnsi="Times New Roman"/>
+          <w:sz w:val="22"/>
+          <w:vertAlign w:val="subscript"/>
+        </w:rPr>
+        <w:t>pre</w:t>
+      </w:r>
+      <w:r>
+        <w:rPr>
+          <w:rFonts w:ascii="Times New Roman" w:hAnsi="Times New Roman"/>
+          <w:sz w:val="22"/>
+        </w:rPr>
+        <w:t xml:space="preserve"> = 1.52, ρ</w:t>
+      </w:r>
+      <w:r>
+        <w:rPr>
+          <w:rFonts w:ascii="Times New Roman" w:hAnsi="Times New Roman"/>
+          <w:sz w:val="22"/>
+          <w:vertAlign w:val="subscript"/>
+        </w:rPr>
+        <w:t>post</w:t>
+      </w:r>
+      <w:r>
+        <w:rPr>
+          <w:rFonts w:ascii="Times New Roman" w:hAnsi="Times New Roman"/>
+          <w:sz w:val="22"/>
+        </w:rPr>
+        <w:t xml:space="preserve"> = 1.56 — both above 1, which taken literally would imply unbounded backlog growth even though the backlog is flat-to-declining (0.091 → 0.082). This internal contradiction signals that the </w:t>
       </w:r>
       <w:r>
         <w:rPr>
@@ -9265,7 +10919,37 @@
           <w:rFonts w:ascii="Times New Roman" w:hAnsi="Times New Roman"/>
           <w:sz w:val="22"/>
         </w:rPr>
-        <w:t xml:space="preserve">, which would license using ρpost - ρpre as a valid regime comparison even though the absolute level is untrustworthy. Following the same discipline this paper recommends — do not trust a convenient cancellation argued only verbally; simulate it — we built a synthetic continuous-time birth–death panel with a </w:t>
+        <w:t>, which would license using ρ</w:t>
+      </w:r>
+      <w:r>
+        <w:rPr>
+          <w:rFonts w:ascii="Times New Roman" w:hAnsi="Times New Roman"/>
+          <w:sz w:val="22"/>
+          <w:vertAlign w:val="subscript"/>
+        </w:rPr>
+        <w:t>post</w:t>
+      </w:r>
+      <w:r>
+        <w:rPr>
+          <w:rFonts w:ascii="Times New Roman" w:hAnsi="Times New Roman"/>
+          <w:sz w:val="22"/>
+        </w:rPr>
+        <w:t xml:space="preserve"> - ρ</w:t>
+      </w:r>
+      <w:r>
+        <w:rPr>
+          <w:rFonts w:ascii="Times New Roman" w:hAnsi="Times New Roman"/>
+          <w:sz w:val="22"/>
+          <w:vertAlign w:val="subscript"/>
+        </w:rPr>
+        <w:t>pre</w:t>
+      </w:r>
+      <w:r>
+        <w:rPr>
+          <w:rFonts w:ascii="Times New Roman" w:hAnsi="Times New Roman"/>
+          <w:sz w:val="22"/>
+        </w:rPr>
+        <w:t xml:space="preserve"> as a valid regime comparison even though the absolute level is untrustworthy. Following the same discipline this paper recommends — do not trust a convenient cancellation argued only verbally; simulate it — we built a synthetic continuous-time birth–death panel with a </w:t>
       </w:r>
       <w:r>
         <w:rPr>
@@ -9280,7 +10964,37 @@
           <w:rFonts w:ascii="Times New Roman" w:hAnsi="Times New Roman"/>
           <w:sz w:val="22"/>
         </w:rPr>
-        <w:t xml:space="preserve"> ground-truth ρpre = 0.60 and ρpost = 0.78 (true contrast +0.18), observed it only through monthly net diffs, and checked whether the estimated contrast recovers the truth. </w:t>
+        <w:t xml:space="preserve"> ground-truth ρ</w:t>
+      </w:r>
+      <w:r>
+        <w:rPr>
+          <w:rFonts w:ascii="Times New Roman" w:hAnsi="Times New Roman"/>
+          <w:sz w:val="22"/>
+          <w:vertAlign w:val="subscript"/>
+        </w:rPr>
+        <w:t>pre</w:t>
+      </w:r>
+      <w:r>
+        <w:rPr>
+          <w:rFonts w:ascii="Times New Roman" w:hAnsi="Times New Roman"/>
+          <w:sz w:val="22"/>
+        </w:rPr>
+        <w:t xml:space="preserve"> = 0.60 and ρ</w:t>
+      </w:r>
+      <w:r>
+        <w:rPr>
+          <w:rFonts w:ascii="Times New Roman" w:hAnsi="Times New Roman"/>
+          <w:sz w:val="22"/>
+          <w:vertAlign w:val="subscript"/>
+        </w:rPr>
+        <w:t>post</w:t>
+      </w:r>
+      <w:r>
+        <w:rPr>
+          <w:rFonts w:ascii="Times New Roman" w:hAnsi="Times New Roman"/>
+          <w:sz w:val="22"/>
+        </w:rPr>
+        <w:t xml:space="preserve"> = 0.78 (true contrast +0.18), observed it only through monthly net diffs, and checked whether the estimated contrast recovers the truth. </w:t>
       </w:r>
       <w:r>
         <w:rPr>
@@ -9310,7 +11024,7 @@
           <w:rFonts w:ascii="Times New Roman" w:hAnsi="Times New Roman"/>
           <w:sz w:val="22"/>
         </w:rPr>
-        <w:t xml:space="preserve"> biased — the estimated contrast lands at +0.57 to +0.82 against a true +0.18 — because the truncation factor depends on each regime's event rate and so differs between regimes, and a regime-dependent factor does not cancel in any contrast formulation (difference, ratio, or log). Figure 4 shows this.</w:t>
+        <w:t xml:space="preserve"> biased — the estimated contrast lands at +0.57 to +0.82 against a true +0.18 — because the truncation factor depends on each regime's event rate and so differs between regimes, and a regime-dependent factor does not cancel in any contrast formulation (difference, ratio, or log). Figure 5 shows this.</w:t>
       </w:r>
     </w:p>
     <w:p>
@@ -9372,15 +11086,93 @@
     </w:p>
     <w:p>
       <w:pPr>
-        <w:jc w:val="both"/>
+        <w:jc w:val="center"/>
+      </w:pPr>
+      <w:r>
+        <w:drawing>
+          <wp:inline xmlns:a="http://schemas.openxmlformats.org/drawingml/2006/main" xmlns:pic="http://schemas.openxmlformats.org/drawingml/2006/picture">
+            <wp:extent cx="4754880" cy="1997050"/>
+            <wp:docPr id="5" name="Picture 5"/>
+            <wp:cNvGraphicFramePr>
+              <a:graphicFrameLocks noChangeAspect="1"/>
+            </wp:cNvGraphicFramePr>
+            <a:graphic>
+              <a:graphicData uri="http://schemas.openxmlformats.org/drawingml/2006/picture">
+                <pic:pic>
+                  <pic:nvPicPr>
+                    <pic:cNvPr id="0" name="fig8_result2_sim.png"/>
+                    <pic:cNvPicPr/>
+                  </pic:nvPicPr>
+                  <pic:blipFill>
+                    <a:blip r:embed="rId16"/>
+                    <a:stretch>
+                      <a:fillRect/>
+                    </a:stretch>
+                  </pic:blipFill>
+                  <pic:spPr>
+                    <a:xfrm>
+                      <a:off x="0" y="0"/>
+                      <a:ext cx="4754880" cy="1997050"/>
+                    </a:xfrm>
+                    <a:prstGeom prst="rect"/>
+                  </pic:spPr>
+                </pic:pic>
+              </a:graphicData>
+            </a:graphic>
+          </wp:inline>
+        </w:drawing>
+      </w:r>
+    </w:p>
+    <w:p>
+      <w:pPr>
+        <w:jc w:val="center"/>
       </w:pPr>
       <w:r>
         <w:rPr>
           <w:rFonts w:ascii="Times New Roman" w:hAnsi="Times New Roman"/>
           <w:i/>
-          <w:sz w:val="22"/>
-        </w:rPr>
-        <w:t>Figure 4. Simulated refutation of the utilization-cancellation conjecture. Synthetic birth–death panel with known ρpre=0.60, ρpost=0.78 (true contrast +0.18), observed only via monthly net diffs. (a) The estimated level ρ is biased far above the truth and grows with within-month churn. (b) The estimated regime contrast is also biased (≈ +0.6–0.8 vs. true +0.18) — the truncation factor differs by regime, so it does not cancel. The monthly birth–death model is therefore invalid for both level and contrast, and we withdraw it.</w:t>
+          <w:color w:val="555555"/>
+          <w:sz w:val="19"/>
+        </w:rPr>
+        <w:t>Figure 5. Simulated refutation of the utilization-cancellation conjecture. Synthetic birth–death panel with known ρ</w:t>
+      </w:r>
+      <w:r>
+        <w:rPr>
+          <w:rFonts w:ascii="Times New Roman" w:hAnsi="Times New Roman"/>
+          <w:i/>
+          <w:color w:val="555555"/>
+          <w:sz w:val="19"/>
+          <w:vertAlign w:val="subscript"/>
+        </w:rPr>
+        <w:t>pre</w:t>
+      </w:r>
+      <w:r>
+        <w:rPr>
+          <w:rFonts w:ascii="Times New Roman" w:hAnsi="Times New Roman"/>
+          <w:i/>
+          <w:color w:val="555555"/>
+          <w:sz w:val="19"/>
+        </w:rPr>
+        <w:t>=0.60, ρ</w:t>
+      </w:r>
+      <w:r>
+        <w:rPr>
+          <w:rFonts w:ascii="Times New Roman" w:hAnsi="Times New Roman"/>
+          <w:i/>
+          <w:color w:val="555555"/>
+          <w:sz w:val="19"/>
+          <w:vertAlign w:val="subscript"/>
+        </w:rPr>
+        <w:t>post</w:t>
+      </w:r>
+      <w:r>
+        <w:rPr>
+          <w:rFonts w:ascii="Times New Roman" w:hAnsi="Times New Roman"/>
+          <w:i/>
+          <w:color w:val="555555"/>
+          <w:sz w:val="19"/>
+        </w:rPr>
+        <w:t>=0.78 (true contrast +0.18), observed only via monthly net diffs. (a) The estimated level ρ is biased far above the truth and grows with within-month churn. (b) The estimated regime contrast is also biased (≈ +0.6–0.8 vs. true +0.18) — the truncation factor differs by regime, so it does not cancel. The monthly birth–death model is therefore invalid for both level and contrast, and we withdraw it.</w:t>
       </w:r>
     </w:p>
     <w:p>
@@ -9421,7 +11213,37 @@
           <w:rFonts w:ascii="Times New Roman" w:hAnsi="Times New Roman"/>
           <w:sz w:val="22"/>
         </w:rPr>
-        <w:t xml:space="preserve"> χ² p = 0.027 — apparently weakly significant. But this is the paper's own thesis turned on itself: the χ² reference distribution assumes independent transitions, which within-repo dependence violates, so we must not read the unclustered p. Applying the </w:t>
+        <w:t xml:space="preserve"> χ</w:t>
+      </w:r>
+      <w:r>
+        <w:rPr>
+          <w:rFonts w:ascii="Times New Roman" w:hAnsi="Times New Roman"/>
+          <w:sz w:val="22"/>
+          <w:vertAlign w:val="superscript"/>
+        </w:rPr>
+        <w:t>2</w:t>
+      </w:r>
+      <w:r>
+        <w:rPr>
+          <w:rFonts w:ascii="Times New Roman" w:hAnsi="Times New Roman"/>
+          <w:sz w:val="22"/>
+        </w:rPr>
+        <w:t xml:space="preserve"> p = 0.027 — apparently weakly significant. But this is the paper's own thesis turned on itself: the χ</w:t>
+      </w:r>
+      <w:r>
+        <w:rPr>
+          <w:rFonts w:ascii="Times New Roman" w:hAnsi="Times New Roman"/>
+          <w:sz w:val="22"/>
+          <w:vertAlign w:val="superscript"/>
+        </w:rPr>
+        <w:t>2</w:t>
+      </w:r>
+      <w:r>
+        <w:rPr>
+          <w:rFonts w:ascii="Times New Roman" w:hAnsi="Times New Roman"/>
+          <w:sz w:val="22"/>
+        </w:rPr>
+        <w:t xml:space="preserve"> reference distribution assumes independent transitions, which within-repo dependence violates, so we must not read the unclustered p. Applying the </w:t>
       </w:r>
       <w:r>
         <w:rPr>
@@ -9436,7 +11258,30 @@
           <w:rFonts w:ascii="Times New Roman" w:hAnsi="Times New Roman"/>
           <w:sz w:val="22"/>
         </w:rPr>
-        <w:t xml:space="preserve"> used throughout (2,000 replicates) settles it. Under repo-resampling, the homogeneity LR statistic exceeds the naive χ².₉₅ critical value (14.07) </w:t>
+        <w:t xml:space="preserve"> used throughout (2,000 replicates) settles it. Under repo-resampling, the homogeneity LR statistic exceeds the naive χ</w:t>
+      </w:r>
+      <w:r>
+        <w:rPr>
+          <w:rFonts w:ascii="Times New Roman" w:hAnsi="Times New Roman"/>
+          <w:sz w:val="22"/>
+          <w:vertAlign w:val="superscript"/>
+        </w:rPr>
+        <w:t>2</w:t>
+      </w:r>
+      <w:r>
+        <w:rPr>
+          <w:rFonts w:ascii="Times New Roman" w:hAnsi="Times New Roman"/>
+          <w:sz w:val="22"/>
+          <w:vertAlign w:val="subscript"/>
+        </w:rPr>
+        <w:t>.95</w:t>
+      </w:r>
+      <w:r>
+        <w:rPr>
+          <w:rFonts w:ascii="Times New Roman" w:hAnsi="Times New Roman"/>
+          <w:sz w:val="22"/>
+        </w:rPr>
+        <w:t xml:space="preserve"> critical value (14.07) </w:t>
       </w:r>
       <w:r>
         <w:rPr>
@@ -10830,7 +12675,7 @@
         <w:drawing>
           <wp:inline xmlns:a="http://schemas.openxmlformats.org/drawingml/2006/main" xmlns:pic="http://schemas.openxmlformats.org/drawingml/2006/picture">
             <wp:extent cx="4754880" cy="1997050"/>
-            <wp:docPr id="5" name="Picture 5"/>
+            <wp:docPr id="6" name="Picture 6"/>
             <wp:cNvGraphicFramePr>
               <a:graphicFrameLocks noChangeAspect="1"/>
             </wp:cNvGraphicFramePr>
@@ -10842,7 +12687,7 @@
                     <pic:cNvPicPr/>
                   </pic:nvPicPr>
                   <pic:blipFill>
-                    <a:blip r:embed="rId14"/>
+                    <a:blip r:embed="rId17"/>
                     <a:stretch>
                       <a:fillRect/>
                     </a:stretch>
@@ -11076,7 +12921,24 @@
           <w:b/>
           <w:sz w:val="20"/>
         </w:rPr>
-        <w:t>Table 9. Upper-tail exceedance rates (WCAG violation density &gt; q₉₀), by group and period (enriched panel).</w:t>
+        <w:t>Table 9. Upper-tail exceedance rates (WCAG violation density &gt; q</w:t>
+      </w:r>
+      <w:r>
+        <w:rPr>
+          <w:rFonts w:ascii="Times New Roman" w:hAnsi="Times New Roman"/>
+          <w:b/>
+          <w:sz w:val="20"/>
+          <w:vertAlign w:val="subscript"/>
+        </w:rPr>
+        <w:t>90</w:t>
+      </w:r>
+      <w:r>
+        <w:rPr>
+          <w:rFonts w:ascii="Times New Roman" w:hAnsi="Times New Roman"/>
+          <w:b/>
+          <w:sz w:val="20"/>
+        </w:rPr>
+        <w:t>), by group and period (enriched panel).</w:t>
       </w:r>
     </w:p>
     <w:tbl>
@@ -11452,7 +13314,7 @@
           <w:rFonts w:ascii="Times New Roman" w:hAnsi="Times New Roman"/>
           <w:sz w:val="22"/>
         </w:rPr>
-        <w:t xml:space="preserve"> (Figure 5): once the treated-versus-control contrast and within-repo clustering are respected, there is </w:t>
+        <w:t xml:space="preserve"> (Figure 7): once the treated-versus-control contrast and within-repo clustering are respected, there is </w:t>
       </w:r>
       <w:r>
         <w:rPr>
@@ -11477,8 +13339,8 @@
       <w:r>
         <w:drawing>
           <wp:inline xmlns:a="http://schemas.openxmlformats.org/drawingml/2006/main" xmlns:pic="http://schemas.openxmlformats.org/drawingml/2006/picture">
-            <wp:extent cx="4754880" cy="3067665"/>
-            <wp:docPr id="6" name="Picture 6"/>
+            <wp:extent cx="4754880" cy="2883938"/>
+            <wp:docPr id="7" name="Picture 7"/>
             <wp:cNvGraphicFramePr>
               <a:graphicFrameLocks noChangeAspect="1"/>
             </wp:cNvGraphicFramePr>
@@ -11490,7 +13352,7 @@
                     <pic:cNvPicPr/>
                   </pic:nvPicPr>
                   <pic:blipFill>
-                    <a:blip r:embed="rId15"/>
+                    <a:blip r:embed="rId18"/>
                     <a:stretch>
                       <a:fillRect/>
                     </a:stretch>
@@ -11498,7 +13360,7 @@
                   <pic:spPr>
                     <a:xfrm>
                       <a:off x="0" y="0"/>
-                      <a:ext cx="4754880" cy="3067665"/>
+                      <a:ext cx="4754880" cy="2883938"/>
                     </a:xfrm>
                     <a:prstGeom prst="rect"/>
                   </pic:spPr>
@@ -11520,7 +13382,26 @@
           <w:color w:val="555555"/>
           <w:sz w:val="19"/>
         </w:rPr>
-        <w:t>Figure 5. Tail-exceedance P(density &gt; q₉₀) by treatment group and period: the AI-treated rate declines while the control rate rises sharply, so the naive pooled increase is entirely a control-group secular effect.</w:t>
+        <w:t>Figure 7. Tail-exceedance P(WCAG density &gt; q</w:t>
+      </w:r>
+      <w:r>
+        <w:rPr>
+          <w:rFonts w:ascii="Times New Roman" w:hAnsi="Times New Roman"/>
+          <w:i/>
+          <w:color w:val="555555"/>
+          <w:sz w:val="19"/>
+          <w:vertAlign w:val="subscript"/>
+        </w:rPr>
+        <w:t>90</w:t>
+      </w:r>
+      <w:r>
+        <w:rPr>
+          <w:rFonts w:ascii="Times New Roman" w:hAnsi="Times New Roman"/>
+          <w:i/>
+          <w:color w:val="555555"/>
+          <w:sz w:val="19"/>
+        </w:rPr>
+        <w:t>) by treatment group and period, enriched matched panel. Both arms decline over the post-period and the control arm declines slightly more, so the pooled pre/post test — which carries no treated-versus-control contrast — reads the shared secular decline as a significant change (p = 0.003). The repo-clustered difference-in-differences is +0.006 (p = 0.933): no AI-specific tail effect.</w:t>
       </w:r>
     </w:p>
     <w:p>
@@ -11546,7 +13427,37 @@
           <w:rFonts w:ascii="Times New Roman" w:hAnsi="Times New Roman"/>
           <w:sz w:val="22"/>
         </w:rPr>
-        <w:t xml:space="preserve">The tail test is not the only too-good-to-be-true result this study stress-tested out of existence. An earlier version of the birth–death analysis reported ρpre = 0.80 and ρpost = 1.19 — a clean </w:t>
+        <w:t>The tail test is not the only too-good-to-be-true result this study stress-tested out of existence. An earlier version of the birth–death analysis reported ρ</w:t>
+      </w:r>
+      <w:r>
+        <w:rPr>
+          <w:rFonts w:ascii="Times New Roman" w:hAnsi="Times New Roman"/>
+          <w:sz w:val="22"/>
+          <w:vertAlign w:val="subscript"/>
+        </w:rPr>
+        <w:t>pre</w:t>
+      </w:r>
+      <w:r>
+        <w:rPr>
+          <w:rFonts w:ascii="Times New Roman" w:hAnsi="Times New Roman"/>
+          <w:sz w:val="22"/>
+        </w:rPr>
+        <w:t xml:space="preserve"> = 0.80 and ρ</w:t>
+      </w:r>
+      <w:r>
+        <w:rPr>
+          <w:rFonts w:ascii="Times New Roman" w:hAnsi="Times New Roman"/>
+          <w:sz w:val="22"/>
+          <w:vertAlign w:val="subscript"/>
+        </w:rPr>
+        <w:t>post</w:t>
+      </w:r>
+      <w:r>
+        <w:rPr>
+          <w:rFonts w:ascii="Times New Roman" w:hAnsi="Times New Roman"/>
+          <w:sz w:val="22"/>
+        </w:rPr>
+        <w:t xml:space="preserve"> = 1.19 — a clean </w:t>
       </w:r>
       <w:r>
         <w:rPr>
@@ -12388,6 +14299,26 @@
           <w:b/>
           <w:sz w:val="22"/>
         </w:rPr>
+        <w:t>Score-ceiling censoring.</w:t>
+      </w:r>
+      <w:r>
+        <w:rPr>
+          <w:rFonts w:ascii="Times New Roman" w:hAnsi="Times New Roman"/>
+          <w:sz w:val="22"/>
+        </w:rPr>
+        <w:t xml:space="preserve"> The two dense score axes pile up at their upper bound (24.2% and 42.8% of repo-months), which attenuates a linear DiD toward zero — the one bias that could manufacture our null. A correlated-random-effects Tobit re-estimation (§4.7, Table 6b) moves the estimates in the predicted direction and by the predicted magnitude while leaving them null and inside the ±5% equivalence bound.</w:t>
+      </w:r>
+    </w:p>
+    <w:p>
+      <w:pPr>
+        <w:pStyle w:val="ListBullet"/>
+      </w:pPr>
+      <w:r>
+        <w:rPr>
+          <w:rFonts w:ascii="Times New Roman" w:hAnsi="Times New Roman"/>
+          <w:b/>
+          <w:sz w:val="22"/>
+        </w:rPr>
         <w:t>Rendering bias.</w:t>
       </w:r>
       <w:r>
@@ -12603,7 +14534,24 @@
           <w:b/>
           <w:sz w:val="22"/>
         </w:rPr>
-        <w:t>we recompute every reliability and criterion statistic on the three *independent* raters alone (R2–R4), and the validation does not weaken</w:t>
+        <w:t xml:space="preserve">we recompute every reliability and criterion statistic on the three </w:t>
+      </w:r>
+      <w:r>
+        <w:rPr>
+          <w:rFonts w:ascii="Times New Roman" w:hAnsi="Times New Roman"/>
+          <w:b/>
+          <w:i/>
+          <w:sz w:val="22"/>
+        </w:rPr>
+        <w:t>independent</w:t>
+      </w:r>
+      <w:r>
+        <w:rPr>
+          <w:rFonts w:ascii="Times New Roman" w:hAnsi="Times New Roman"/>
+          <w:b/>
+          <w:sz w:val="22"/>
+        </w:rPr>
+        <w:t xml:space="preserve"> raters alone (R2–R4), and the validation does not weaken</w:t>
       </w:r>
       <w:r>
         <w:rPr>
@@ -12858,7 +14806,7 @@
           <w:rFonts w:ascii="Times New Roman" w:hAnsi="Times New Roman"/>
           <w:sz w:val="22"/>
         </w:rPr>
-        <w:t xml:space="preserve">. No axis — semantic HTML, keyboard/focus, WCAG-category density, or severity-weighted violations — shows a significant treatment effect under two-way fixed effects or a heterogeneity-robust imputation estimator, on either panel, with wild-cluster bootstrap inference confirming the null is not a small-sample artifact. (A fifth candidate axis, ARIA-role correctness, was near-constant across the corpus and is reported as exhibiting no detectable variation rather than modelled.) Equivalence testing positively excludes effects larger than ±5% of baseline on the semantic-HTML and keyboard axes (±10–30% on the sparser density axes), and treated and control repositories have comparable post-period maintenance activity. Looking beyond the mean — at transition structure, volatility, and upper-tail risk — we find the </w:t>
+        <w:t xml:space="preserve">. No axis — semantic HTML, keyboard/focus, WCAG-category density, or severity-weighted violations — shows a significant treatment effect under two-way fixed effects or a heterogeneity-robust imputation estimator, on either panel, with wild-cluster bootstrap inference confirming the null is not a small-sample artifact. (A fifth candidate axis, ARIA-role correctness, was near-constant across the corpus and is reported as exhibiting no detectable variation rather than modelled.) Equivalence testing positively excludes effects larger than ±5% of baseline on the semantic-HTML and keyboard axes (±10–30% on the sparser density axes), and treated and control repositories have comparable post-period coverage. Looking beyond the mean — at transition structure, volatility, and upper-tail risk — we find the </w:t>
       </w:r>
       <w:r>
         <w:rPr>
@@ -12932,7 +14880,25 @@
           <w:rFonts w:ascii="Times New Roman" w:hAnsi="Times New Roman"/>
           <w:sz w:val="22"/>
         </w:rPr>
-        <w:t xml:space="preserve"> All analysis code, panel data, and supporting scripts are archived at Zenodo, DOI [10.5281/zenodo.20995709](https://doi.org/10.5281/zenodo.20995709), and mirrored at </w:t>
+        <w:t xml:space="preserve"> All analysis code, panel data, and supporting scripts are archived at Zenodo, DOI </w:t>
+      </w:r>
+      <w:hyperlink r:id="rId19">
+        <w:r>
+          <w:rPr>
+            <w:color w:val="0563C1"/>
+            <w:u w:val="single"/>
+            <w:rFonts w:ascii="Times New Roman" w:hAnsi="Times New Roman"/>
+            <w:sz w:val="22"/>
+          </w:rPr>
+          <w:t xml:space="preserve">10.5281/zenodo.20994931</w:t>
+        </w:r>
+      </w:hyperlink>
+      <w:r>
+        <w:rPr>
+          <w:rFonts w:ascii="Times New Roman" w:hAnsi="Times New Roman"/>
+          <w:sz w:val="22"/>
+        </w:rPr>
+        <w:t xml:space="preserve"> (concept DOI; always resolves to the latest archived version), and mirrored at </w:t>
       </w:r>
       <w:r>
         <w:rPr>
@@ -13017,209 +14983,280 @@
           <w:rFonts w:ascii="Times New Roman" w:hAnsi="Times New Roman"/>
           <w:sz w:val="22"/>
         </w:rPr>
-        <w:t xml:space="preserve"> on those panels. The event study, Markov homogeneity, volatility, and tail-DiD dynamics (Figures 1–3, Table 7, §5.3–5.6) are produced by </w:t>
+        <w:t xml:space="preserve"> on those panels; the censoring-aware CRE Tobit re-estimation of the two ceiling-censored score axes (</w:t>
+      </w:r>
+      <w:r>
+        <w:rPr>
+          <w:rFonts w:ascii="Times New Roman" w:hAnsi="Times New Roman"/>
+          <w:b/>
+          <w:sz w:val="22"/>
+        </w:rPr>
+        <w:t>Table 6b</w:t>
+      </w:r>
+      <w:r>
+        <w:rPr>
+          <w:rFonts w:ascii="Times New Roman" w:hAnsi="Times New Roman"/>
+          <w:sz w:val="22"/>
+        </w:rPr>
+        <w:t xml:space="preserve">, §4.7) by </w:t>
       </w:r>
       <w:r>
         <w:rPr>
           <w:rFonts w:ascii="Courier New" w:hAnsi="Courier New"/>
           <w:sz w:val="20"/>
         </w:rPr>
-        <w:t>enriched_dynamics.py</w:t>
-      </w:r>
-      <w:r>
-        <w:rPr>
-          <w:rFonts w:ascii="Times New Roman" w:hAnsi="Times New Roman"/>
-          <w:sz w:val="22"/>
-        </w:rPr>
-        <w:t xml:space="preserve">; the per-axis forest plot (Figure 7) by </w:t>
+        <w:t>tobit_enriched.py</w:t>
+      </w:r>
+      <w:r>
+        <w:rPr>
+          <w:rFonts w:ascii="Times New Roman" w:hAnsi="Times New Roman"/>
+          <w:sz w:val="22"/>
+        </w:rPr>
+        <w:t xml:space="preserve">, whose </w:t>
       </w:r>
       <w:r>
         <w:rPr>
           <w:rFonts w:ascii="Courier New" w:hAnsi="Courier New"/>
           <w:sz w:val="20"/>
         </w:rPr>
-        <w:t>fig_enriched.py</w:t>
-      </w:r>
-      <w:r>
-        <w:rPr>
-          <w:rFonts w:ascii="Times New Roman" w:hAnsi="Times New Roman"/>
-          <w:sz w:val="22"/>
-        </w:rPr>
-        <w:t>. Supporting analyses: the project-type control screen (</w:t>
+        <w:t>--selftest</w:t>
+      </w:r>
+      <w:r>
+        <w:rPr>
+          <w:rFonts w:ascii="Times New Roman" w:hAnsi="Times New Roman"/>
+          <w:sz w:val="22"/>
+        </w:rPr>
+        <w:t xml:space="preserve"> mode reproduces the validation on simulated censored panels with known parameters. The event study, Markov homogeneity, volatility, and tail-DiD dynamics (Figures 2–Figure 3, Tables 7 and 9, §5.3–5.6) are produced by </w:t>
       </w:r>
       <w:r>
         <w:rPr>
           <w:rFonts w:ascii="Courier New" w:hAnsi="Courier New"/>
           <w:sz w:val="20"/>
         </w:rPr>
-        <w:t>control_screen.py</w:t>
-      </w:r>
-      <w:r>
-        <w:rPr>
-          <w:rFonts w:ascii="Times New Roman" w:hAnsi="Times New Roman"/>
-          <w:sz w:val="22"/>
-        </w:rPr>
-        <w:t>, §8.1); the Monte Carlo size study (</w:t>
+        <w:t>enriched_dynamics.py</w:t>
+      </w:r>
+      <w:r>
+        <w:rPr>
+          <w:rFonts w:ascii="Times New Roman" w:hAnsi="Times New Roman"/>
+          <w:sz w:val="22"/>
+        </w:rPr>
+        <w:t xml:space="preserve">, which also writes the committed </w:t>
       </w:r>
       <w:r>
         <w:rPr>
           <w:rFonts w:ascii="Courier New" w:hAnsi="Courier New"/>
           <w:sz w:val="20"/>
         </w:rPr>
-        <w:t>size_distortion_sim.py</w:t>
-      </w:r>
-      <w:r>
-        <w:rPr>
-          <w:rFonts w:ascii="Times New Roman" w:hAnsi="Times New Roman"/>
-          <w:sz w:val="22"/>
-        </w:rPr>
-        <w:t>, Figure 6); the utilization-refutation simulation (</w:t>
+        <w:t>enriched_dynamics.json</w:t>
+      </w:r>
+      <w:r>
+        <w:rPr>
+          <w:rFonts w:ascii="Times New Roman" w:hAnsi="Times New Roman"/>
+          <w:sz w:val="22"/>
+        </w:rPr>
+        <w:t xml:space="preserve">; the transition-matrix and tail-exceedance plots (Figures 4 and 7) are drawn from the same enriched panel by </w:t>
       </w:r>
       <w:r>
         <w:rPr>
           <w:rFonts w:ascii="Courier New" w:hAnsi="Courier New"/>
           <w:sz w:val="20"/>
         </w:rPr>
-        <w:t>utilization_refutation_sim.py</w:t>
-      </w:r>
-      <w:r>
-        <w:rPr>
-          <w:rFonts w:ascii="Times New Roman" w:hAnsi="Times New Roman"/>
-          <w:sz w:val="22"/>
-        </w:rPr>
-        <w:t>, Figure 4); the Benjamini–Hochberg multiplicity correction (</w:t>
+        <w:t>regen_figures_enriched.py</w:t>
+      </w:r>
+      <w:r>
+        <w:rPr>
+          <w:rFonts w:ascii="Times New Roman" w:hAnsi="Times New Roman"/>
+          <w:sz w:val="22"/>
+        </w:rPr>
+        <w:t xml:space="preserve">; the per-axis forest plot (Figure 1) by </w:t>
       </w:r>
       <w:r>
         <w:rPr>
           <w:rFonts w:ascii="Courier New" w:hAnsi="Courier New"/>
           <w:sz w:val="20"/>
         </w:rPr>
-        <w:t>multiplicity.py</w:t>
-      </w:r>
-      <w:r>
-        <w:rPr>
-          <w:rFonts w:ascii="Times New Roman" w:hAnsi="Times New Roman"/>
-          <w:sz w:val="22"/>
-        </w:rPr>
-        <w:t xml:space="preserve">, reading </w:t>
+        <w:t>fig_enriched.py</w:t>
+      </w:r>
+      <w:r>
+        <w:rPr>
+          <w:rFonts w:ascii="Times New Roman" w:hAnsi="Times New Roman"/>
+          <w:sz w:val="22"/>
+        </w:rPr>
+        <w:t>. Supporting analyses: the project-type control screen (</w:t>
       </w:r>
       <w:r>
         <w:rPr>
           <w:rFonts w:ascii="Courier New" w:hAnsi="Courier New"/>
           <w:sz w:val="20"/>
         </w:rPr>
-        <w:t>enriched_results_matched.csv</w:t>
-      </w:r>
-      <w:r>
-        <w:rPr>
-          <w:rFonts w:ascii="Times New Roman" w:hAnsi="Times New Roman"/>
-          <w:sz w:val="22"/>
-        </w:rPr>
-        <w:t xml:space="preserve">, Table 5); the zero-inflation / persistence / spectral-gap dynamics, including the committed </w:t>
+        <w:t>control_screen.py</w:t>
+      </w:r>
+      <w:r>
+        <w:rPr>
+          <w:rFonts w:ascii="Times New Roman" w:hAnsi="Times New Roman"/>
+          <w:sz w:val="22"/>
+        </w:rPr>
+        <w:t>, §8.1); the Monte Carlo size study (</w:t>
       </w:r>
       <w:r>
         <w:rPr>
           <w:rFonts w:ascii="Courier New" w:hAnsi="Courier New"/>
           <w:sz w:val="20"/>
         </w:rPr>
-        <w:t>enriched_dynamics.json</w:t>
-      </w:r>
-      <w:r>
-        <w:rPr>
-          <w:rFonts w:ascii="Times New Roman" w:hAnsi="Times New Roman"/>
-          <w:sz w:val="22"/>
-        </w:rPr>
-        <w:t xml:space="preserve"> that backs Tables 7 and 9 (</w:t>
+        <w:t>size_distortion_sim.py</w:t>
+      </w:r>
+      <w:r>
+        <w:rPr>
+          <w:rFonts w:ascii="Times New Roman" w:hAnsi="Times New Roman"/>
+          <w:sz w:val="22"/>
+        </w:rPr>
+        <w:t>, Figure 6); the utilization-refutation simulation (</w:t>
       </w:r>
       <w:r>
         <w:rPr>
           <w:rFonts w:ascii="Courier New" w:hAnsi="Courier New"/>
           <w:sz w:val="20"/>
         </w:rPr>
-        <w:t>enriched_dynamics.py</w:t>
-      </w:r>
-      <w:r>
-        <w:rPr>
-          <w:rFonts w:ascii="Times New Roman" w:hAnsi="Times New Roman"/>
-          <w:sz w:val="22"/>
-        </w:rPr>
-        <w:t>); and the multi-rater construct validation (</w:t>
+        <w:t>utilization_refutation_sim.py</w:t>
+      </w:r>
+      <w:r>
+        <w:rPr>
+          <w:rFonts w:ascii="Times New Roman" w:hAnsi="Times New Roman"/>
+          <w:sz w:val="22"/>
+        </w:rPr>
+        <w:t>, Figure 5); the Benjamini–Hochberg multiplicity correction (</w:t>
       </w:r>
       <w:r>
         <w:rPr>
           <w:rFonts w:ascii="Courier New" w:hAnsi="Courier New"/>
           <w:sz w:val="20"/>
         </w:rPr>
-        <w:t>raters_3independent.py</w:t>
-      </w:r>
-      <w:r>
-        <w:rPr>
-          <w:rFonts w:ascii="Times New Roman" w:hAnsi="Times New Roman"/>
-          <w:sz w:val="22"/>
-        </w:rPr>
-        <w:t>, Appendix D). The original 74-repo, two-axis analysis (</w:t>
+        <w:t>multiplicity.py</w:t>
+      </w:r>
+      <w:r>
+        <w:rPr>
+          <w:rFonts w:ascii="Times New Roman" w:hAnsi="Times New Roman"/>
+          <w:sz w:val="22"/>
+        </w:rPr>
+        <w:t xml:space="preserve">, reading </w:t>
       </w:r>
       <w:r>
         <w:rPr>
           <w:rFonts w:ascii="Courier New" w:hAnsi="Courier New"/>
           <w:sz w:val="20"/>
         </w:rPr>
-        <w:t>stage5_did.py</w:t>
-      </w:r>
-      <w:r>
-        <w:rPr>
-          <w:rFonts w:ascii="Times New Roman" w:hAnsi="Times New Roman"/>
-          <w:sz w:val="22"/>
-        </w:rPr>
-        <w:t xml:space="preserve">, </w:t>
+        <w:t>enriched_results_matched.csv</w:t>
+      </w:r>
+      <w:r>
+        <w:rPr>
+          <w:rFonts w:ascii="Times New Roman" w:hAnsi="Times New Roman"/>
+          <w:sz w:val="22"/>
+        </w:rPr>
+        <w:t xml:space="preserve">, Table 5); the zero-inflation / persistence / spectral-gap dynamics, including the committed </w:t>
       </w:r>
       <w:r>
         <w:rPr>
           <w:rFonts w:ascii="Courier New" w:hAnsi="Courier New"/>
           <w:sz w:val="20"/>
         </w:rPr>
-        <w:t>robust_did.py</w:t>
-      </w:r>
-      <w:r>
-        <w:rPr>
-          <w:rFonts w:ascii="Times New Roman" w:hAnsi="Times New Roman"/>
-          <w:sz w:val="22"/>
-        </w:rPr>
-        <w:t xml:space="preserve">, </w:t>
+        <w:t>enriched_dynamics.json</w:t>
+      </w:r>
+      <w:r>
+        <w:rPr>
+          <w:rFonts w:ascii="Times New Roman" w:hAnsi="Times New Roman"/>
+          <w:sz w:val="22"/>
+        </w:rPr>
+        <w:t xml:space="preserve"> that backs Tables 7 and 9 (</w:t>
       </w:r>
       <w:r>
         <w:rPr>
           <w:rFonts w:ascii="Courier New" w:hAnsi="Courier New"/>
           <w:sz w:val="20"/>
         </w:rPr>
-        <w:t>wild_cluster_bootstrap.py</w:t>
-      </w:r>
-      <w:r>
-        <w:rPr>
-          <w:rFonts w:ascii="Times New Roman" w:hAnsi="Times New Roman"/>
-          <w:sz w:val="22"/>
-        </w:rPr>
-        <w:t xml:space="preserve">, </w:t>
+        <w:t>enriched_dynamics.py</w:t>
+      </w:r>
+      <w:r>
+        <w:rPr>
+          <w:rFonts w:ascii="Times New Roman" w:hAnsi="Times New Roman"/>
+          <w:sz w:val="22"/>
+        </w:rPr>
+        <w:t>); and the multi-rater construct validation (</w:t>
       </w:r>
       <w:r>
         <w:rPr>
           <w:rFonts w:ascii="Courier New" w:hAnsi="Courier New"/>
           <w:sz w:val="20"/>
         </w:rPr>
-        <w:t>equivalence_and_multiplicity.py</w:t>
-      </w:r>
-      <w:r>
-        <w:rPr>
-          <w:rFonts w:ascii="Times New Roman" w:hAnsi="Times New Roman"/>
-          <w:sz w:val="22"/>
-        </w:rPr>
-        <w:t xml:space="preserve"> on </w:t>
+        <w:t>raters_3independent.py</w:t>
+      </w:r>
+      <w:r>
+        <w:rPr>
+          <w:rFonts w:ascii="Times New Roman" w:hAnsi="Times New Roman"/>
+          <w:sz w:val="22"/>
+        </w:rPr>
+        <w:t>, Appendix D). The original 74-repo, two-axis analysis (</w:t>
       </w:r>
       <w:r>
         <w:rPr>
           <w:rFonts w:ascii="Courier New" w:hAnsi="Courier New"/>
           <w:sz w:val="20"/>
         </w:rPr>
+        <w:t>stage5_did.py</w:t>
+      </w:r>
+      <w:r>
+        <w:rPr>
+          <w:rFonts w:ascii="Times New Roman" w:hAnsi="Times New Roman"/>
+          <w:sz w:val="22"/>
+        </w:rPr>
+        <w:t xml:space="preserve">, </w:t>
+      </w:r>
+      <w:r>
+        <w:rPr>
+          <w:rFonts w:ascii="Courier New" w:hAnsi="Courier New"/>
+          <w:sz w:val="20"/>
+        </w:rPr>
+        <w:t>robust_did.py</w:t>
+      </w:r>
+      <w:r>
+        <w:rPr>
+          <w:rFonts w:ascii="Times New Roman" w:hAnsi="Times New Roman"/>
+          <w:sz w:val="22"/>
+        </w:rPr>
+        <w:t xml:space="preserve">, </w:t>
+      </w:r>
+      <w:r>
+        <w:rPr>
+          <w:rFonts w:ascii="Courier New" w:hAnsi="Courier New"/>
+          <w:sz w:val="20"/>
+        </w:rPr>
+        <w:t>wild_cluster_bootstrap.py</w:t>
+      </w:r>
+      <w:r>
+        <w:rPr>
+          <w:rFonts w:ascii="Times New Roman" w:hAnsi="Times New Roman"/>
+          <w:sz w:val="22"/>
+        </w:rPr>
+        <w:t xml:space="preserve">, </w:t>
+      </w:r>
+      <w:r>
+        <w:rPr>
+          <w:rFonts w:ascii="Courier New" w:hAnsi="Courier New"/>
+          <w:sz w:val="20"/>
+        </w:rPr>
+        <w:t>equivalence_and_multiplicity.py</w:t>
+      </w:r>
+      <w:r>
+        <w:rPr>
+          <w:rFonts w:ascii="Times New Roman" w:hAnsi="Times New Roman"/>
+          <w:sz w:val="22"/>
+        </w:rPr>
+        <w:t xml:space="preserve"> on </w:t>
+      </w:r>
+      <w:r>
+        <w:rPr>
+          <w:rFonts w:ascii="Courier New" w:hAnsi="Courier New"/>
+          <w:sz w:val="20"/>
+        </w:rPr>
         <w:t>panel.csv</w:t>
       </w:r>
       <w:r>
@@ -13243,6 +15280,166 @@
           <w:sz w:val="22"/>
         </w:rPr>
         <w:t xml:space="preserve"> for all primary results by the enriched-panel scripts above. All substantive estimates — the mean-effect tables, equivalence bounds, multiplicity correction, and the full dynamics battery — are produced by the enriched-panel scripts. A small number of descriptive figures inherited from the original pipeline and noted as such in the text (the Goodman–Bacon clean-comparison share, §3.2; the headless render-failure rates, §8.1) derive from that earlier analysis and are reported as provenance, not as enriched-panel estimates. All bootstraps use a fixed seed.</w:t>
+      </w:r>
+    </w:p>
+    <w:p>
+      <w:pPr>
+        <w:spacing w:before="240" w:after="80"/>
+      </w:pPr>
+      <w:r>
+        <w:rPr>
+          <w:rFonts w:ascii="Times New Roman" w:hAnsi="Times New Roman"/>
+          <w:b/>
+          <w:color w:val="000000"/>
+          <w:sz w:val="26"/>
+        </w:rPr>
+        <w:t>Declarations</w:t>
+      </w:r>
+    </w:p>
+    <w:p>
+      <w:pPr>
+        <w:jc w:val="both"/>
+      </w:pPr>
+      <w:r>
+        <w:rPr>
+          <w:rFonts w:ascii="Times New Roman" w:hAnsi="Times New Roman"/>
+          <w:b/>
+          <w:sz w:val="22"/>
+        </w:rPr>
+        <w:t>Funding.</w:t>
+      </w:r>
+      <w:r>
+        <w:rPr>
+          <w:rFonts w:ascii="Times New Roman" w:hAnsi="Times New Roman"/>
+          <w:sz w:val="22"/>
+        </w:rPr>
+        <w:t xml:space="preserve"> The author received no external funding for this work.</w:t>
+      </w:r>
+    </w:p>
+    <w:p>
+      <w:pPr>
+        <w:jc w:val="both"/>
+      </w:pPr>
+      <w:r>
+        <w:rPr>
+          <w:rFonts w:ascii="Times New Roman" w:hAnsi="Times New Roman"/>
+          <w:b/>
+          <w:sz w:val="22"/>
+        </w:rPr>
+        <w:t>Competing interests.</w:t>
+      </w:r>
+      <w:r>
+        <w:rPr>
+          <w:rFonts w:ascii="Times New Roman" w:hAnsi="Times New Roman"/>
+          <w:sz w:val="22"/>
+        </w:rPr>
+        <w:t xml:space="preserve"> The author declares no competing interests.</w:t>
+      </w:r>
+    </w:p>
+    <w:p>
+      <w:pPr>
+        <w:jc w:val="both"/>
+      </w:pPr>
+      <w:r>
+        <w:rPr>
+          <w:rFonts w:ascii="Times New Roman" w:hAnsi="Times New Roman"/>
+          <w:b/>
+          <w:sz w:val="22"/>
+        </w:rPr>
+        <w:t>Data availability.</w:t>
+      </w:r>
+      <w:r>
+        <w:rPr>
+          <w:rFonts w:ascii="Times New Roman" w:hAnsi="Times New Roman"/>
+          <w:sz w:val="22"/>
+        </w:rPr>
+        <w:t xml:space="preserve"> All analysis code, panel data, construct-validation materials, and figure outputs supporting the findings of this study are openly available in the replication package archived on Zenodo under the concept DOI </w:t>
+      </w:r>
+      <w:hyperlink r:id="rId19">
+        <w:r>
+          <w:rPr>
+            <w:color w:val="0563C1"/>
+            <w:u w:val="single"/>
+            <w:rFonts w:ascii="Times New Roman" w:hAnsi="Times New Roman"/>
+            <w:sz w:val="22"/>
+          </w:rPr>
+          <w:t xml:space="preserve">10.5281/zenodo.20994931</w:t>
+        </w:r>
+      </w:hyperlink>
+      <w:r>
+        <w:rPr>
+          <w:rFonts w:ascii="Times New Roman" w:hAnsi="Times New Roman"/>
+          <w:sz w:val="22"/>
+        </w:rPr>
+        <w:t xml:space="preserve">, which always resolves to the most recent archived version (data files under CC BY 4.0, code under MIT), and mirrored for development at </w:t>
+      </w:r>
+      <w:r>
+        <w:rPr>
+          <w:rFonts w:ascii="Courier New" w:hAnsi="Courier New"/>
+          <w:sz w:val="20"/>
+        </w:rPr>
+        <w:t>github.com/SomilKSharma/ai-react-accessibility-study</w:t>
+      </w:r>
+      <w:r>
+        <w:rPr>
+          <w:rFonts w:ascii="Times New Roman" w:hAnsi="Times New Roman"/>
+          <w:sz w:val="22"/>
+        </w:rPr>
+        <w:t>. The full source database (</w:t>
+      </w:r>
+      <w:r>
+        <w:rPr>
+          <w:rFonts w:ascii="Courier New" w:hAnsi="Courier New"/>
+          <w:sz w:val="20"/>
+        </w:rPr>
+        <w:t>repos.db</w:t>
+      </w:r>
+      <w:r>
+        <w:rPr>
+          <w:rFonts w:ascii="Times New Roman" w:hAnsi="Times New Roman"/>
+          <w:sz w:val="22"/>
+        </w:rPr>
+        <w:t>) is archived in the same Zenodo record; the package also ships a trimmed file-level dataset sufficient to reproduce every reported result without it. Section 9 and Appendix C map each script to the table or figure it produces. The written analysis plan is available from the corresponding author (this study was not formally pre-registered; see Appendix B).</w:t>
+      </w:r>
+    </w:p>
+    <w:p>
+      <w:pPr>
+        <w:jc w:val="both"/>
+      </w:pPr>
+      <w:r>
+        <w:rPr>
+          <w:rFonts w:ascii="Times New Roman" w:hAnsi="Times New Roman"/>
+          <w:b/>
+          <w:sz w:val="22"/>
+        </w:rPr>
+        <w:t>Ethics approval and consent to participate.</w:t>
+      </w:r>
+      <w:r>
+        <w:rPr>
+          <w:rFonts w:ascii="Times New Roman" w:hAnsi="Times New Roman"/>
+          <w:sz w:val="22"/>
+        </w:rPr>
+        <w:t xml:space="preserve"> The construct-validation study of Appendix D involved four adult professional software engineers who rated samples of source code drawn from public open-source repositories using a fixed rubric. All participants volunteered, gave informed consent before participating, and were free to withdraw at any time. The study posed minimal risk, and no personal, sensitive, or identifying information about participants was collected, stored, or reported; individual ratings appear only in anonymised, aggregate form. The work was conducted by an independent researcher with no institutional affiliation and was therefore not subject to institutional-review-board oversight; to the best of the author's knowledge no formal ethics approval was required.</w:t>
+      </w:r>
+    </w:p>
+    <w:p>
+      <w:pPr>
+        <w:jc w:val="both"/>
+      </w:pPr>
+      <w:r>
+        <w:rPr>
+          <w:rFonts w:ascii="Times New Roman" w:hAnsi="Times New Roman"/>
+          <w:b/>
+          <w:sz w:val="22"/>
+        </w:rPr>
+        <w:t>Author contributions.</w:t>
+      </w:r>
+      <w:r>
+        <w:rPr>
+          <w:rFonts w:ascii="Times New Roman" w:hAnsi="Times New Roman"/>
+          <w:sz w:val="22"/>
+        </w:rPr>
+        <w:t xml:space="preserve"> As the sole author, S. Sharma conceived the study, performed all data collection and analysis, and wrote the manuscript.</w:t>
       </w:r>
     </w:p>
     <w:p>
@@ -13865,7 +16062,7 @@
           <w:rFonts w:ascii="Times New Roman" w:hAnsi="Times New Roman"/>
           <w:sz w:val="22"/>
         </w:rPr>
-        <w:t xml:space="preserve"> carry the guarantees of a public, time-stamped pre-registration; we therefore avoid leaning on "specified in advance" as if it were verifiable third-party pre-registration, and we treat the design as exploratory-confirmatory rather than strictly confirmatory. The clear remedy — and the path we recommend for the follow-up in Section 7.3 — is to lodge the next study on OSF or as a Registered Report (the MSR/EMSE Registered Reports track is well suited) before data collection. We document here every deviation from the internal plan, in that spirit: (1) the dual axe denominator — renderable-only moved from sensitivity check to co-primary, motivated by the 60.4% renderability constraint discovered during collection, not by results inspection; (2) the inclusion criterion changed to data-coverage (≥12 months, ≥100 renderable rows); (3) a Tobit regression added as a planned robustness check for the censored AST outcome. No changes to the DiD equation, PSM specification, treatment-date logic, AST rubric, or RQ structure. Analyses </w:t>
+        <w:t xml:space="preserve"> carry the guarantees of a public, time-stamped pre-registration; we therefore avoid leaning on "specified in advance" as if it were verifiable third-party pre-registration, and we treat the design as exploratory-confirmatory rather than strictly confirmatory. The clear remedy — and the path we recommend for the follow-up in Section 7.3 — is to lodge the next study on OSF or as a Registered Report (the MSR/EMSE Registered Reports track is well suited) before data collection. We document here every deviation from the internal plan, in that spirit: (1) the dual axe denominator — renderable-only moved from sensitivity check to co-primary, motivated by the 60.4% renderability constraint discovered during collection, not by results inspection; (2) the inclusion criterion changed to data-coverage (≥12 months, ≥100 renderable rows); (3) a Tobit regression added as a planned robustness check for the censored AST outcome — re-run for this manuscript on the enriched panel, and extended to the keyboard axis, as the correlated-random-effects specification of Section 4.7. No changes to the DiD equation, PSM specification, treatment-date logic, AST rubric, or RQ structure. Analyses </w:t>
       </w:r>
       <w:r>
         <w:rPr>
@@ -13906,7 +16103,7 @@
           <w:rFonts w:ascii="Times New Roman" w:hAnsi="Times New Roman"/>
           <w:sz w:val="22"/>
         </w:rPr>
-        <w:t>All analysis code, panel data, and figure outputs are publicly available at the project repository (Zenodo DOI 10.5281/zenodo.20995709), with a fixed bootstrap seed throughout and a README mapping each script to the table or figure it produces (see the Replication note at the end of Section 9). The written analysis plan is available from the corresponding author. The seven figures referenced in the text are: (1) the pre-trend event study; (2) the dynamic DiD event study; (3) the pre- vs. post-adoption 4-state transition matrices; (4) the utilization-refutation simulation; (5) tail-exceedance by group and period; (6) the Monte Carlo size-distortion study; and (7) the per-axis ATT forest plot.</w:t>
+        <w:t>All analysis code, panel data, and figure outputs are publicly available at the project repository (Zenodo concept DOI 10.5281/zenodo.20994931, which resolves to the most recent archived version), with a fixed bootstrap seed throughout and a README mapping each script to the table or figure it produces (see the Replication note at the end of Section 9). The written analysis plan is available from the corresponding author. The seven figures referenced in the text are, in order: (1) the per-axis ATT forest plot; (2) the pre-trend event study; (3) the dynamic DiD event study; (4) the pre- vs. post-adoption 4-state transition matrices; (5) the utilization-refutation simulation; (6) the Monte Carlo size-distortion study; and (7) tail-exceedance by group and period.</w:t>
       </w:r>
     </w:p>
     <w:p>
@@ -15714,14 +17911,15 @@
     </w:p>
     <w:p>
       <w:pPr>
-        <w:pStyle w:val="ListNumber"/>
-      </w:pPr>
-      <w:r>
-        <w:rPr>
-          <w:rFonts w:ascii="Times New Roman" w:hAnsi="Times New Roman"/>
-          <w:sz w:val="22"/>
-        </w:rPr>
-        <w:t xml:space="preserve">Mowar, P., Peng, Y.-H., Wu, J., Steinfeld, A., &amp; Bigham, J. P. (2025). CodeA11y: Making AI Coding Assistants Useful for Accessible Web Development. </w:t>
+        <w:ind w:left="648" w:hanging="432"/>
+        <w:jc w:val="both"/>
+      </w:pPr>
+      <w:r>
+        <w:rPr>
+          <w:rFonts w:ascii="Times New Roman" w:hAnsi="Times New Roman"/>
+          <w:sz w:val="22"/>
+        </w:rPr>
+        <w:t xml:space="preserve">1. Mowar, P., Peng, Y.-H., Wu, J., Steinfeld, A., &amp; Bigham, J. P. (2025). CodeA11y: Making AI Coding Assistants Useful for Accessible Web Development. </w:t>
       </w:r>
       <w:r>
         <w:rPr>
@@ -15741,14 +17939,15 @@
     </w:p>
     <w:p>
       <w:pPr>
-        <w:pStyle w:val="ListNumber"/>
-      </w:pPr>
-      <w:r>
-        <w:rPr>
-          <w:rFonts w:ascii="Times New Roman" w:hAnsi="Times New Roman"/>
-          <w:sz w:val="22"/>
-        </w:rPr>
-        <w:t xml:space="preserve">He, H., Miller, C., Agarwal, S., Kästner, C., &amp; Vasilescu, B. (2026). Speed at the Cost of Quality: How Cursor AI Increases Short-Term Velocity and Long-Term Complexity in Open-Source Projects. </w:t>
+        <w:ind w:left="648" w:hanging="432"/>
+        <w:jc w:val="both"/>
+      </w:pPr>
+      <w:r>
+        <w:rPr>
+          <w:rFonts w:ascii="Times New Roman" w:hAnsi="Times New Roman"/>
+          <w:sz w:val="22"/>
+        </w:rPr>
+        <w:t xml:space="preserve">2. He, H., Miller, C., Agarwal, S., Kästner, C., &amp; Vasilescu, B. (2026). Speed at the Cost of Quality: How Cursor AI Increases Short-Term Velocity and Long-Term Complexity in Open-Source Projects. </w:t>
       </w:r>
       <w:r>
         <w:rPr>
@@ -15768,14 +17967,15 @@
     </w:p>
     <w:p>
       <w:pPr>
-        <w:pStyle w:val="ListNumber"/>
-      </w:pPr>
-      <w:r>
-        <w:rPr>
-          <w:rFonts w:ascii="Times New Roman" w:hAnsi="Times New Roman"/>
-          <w:sz w:val="22"/>
-        </w:rPr>
-        <w:t xml:space="preserve">He, Z., Huq, S. F., &amp; Malek, S. (2025). Enhancing Web Accessibility: Automated Detection of Issues with Generative AI (GenA11y). </w:t>
+        <w:ind w:left="648" w:hanging="432"/>
+        <w:jc w:val="both"/>
+      </w:pPr>
+      <w:r>
+        <w:rPr>
+          <w:rFonts w:ascii="Times New Roman" w:hAnsi="Times New Roman"/>
+          <w:sz w:val="22"/>
+        </w:rPr>
+        <w:t xml:space="preserve">3. He, Z., Huq, S. F., &amp; Malek, S. (2025). Enhancing Web Accessibility: Automated Detection of Issues with Generative AI (GenA11y). </w:t>
       </w:r>
       <w:r>
         <w:rPr>
@@ -15795,14 +17995,15 @@
     </w:p>
     <w:p>
       <w:pPr>
-        <w:pStyle w:val="ListNumber"/>
-      </w:pPr>
-      <w:r>
-        <w:rPr>
-          <w:rFonts w:ascii="Times New Roman" w:hAnsi="Times New Roman"/>
-          <w:sz w:val="22"/>
-        </w:rPr>
-        <w:t xml:space="preserve">Nahar, N., Kästner, C., Butler, J., Parnin, C., Zimmermann, T., &amp; Bird, C. (2025). Beyond the Comfort Zone: Emerging Solutions to Overcome Challenges in Integrating LLMs into Software Products. </w:t>
+        <w:ind w:left="648" w:hanging="432"/>
+        <w:jc w:val="both"/>
+      </w:pPr>
+      <w:r>
+        <w:rPr>
+          <w:rFonts w:ascii="Times New Roman" w:hAnsi="Times New Roman"/>
+          <w:sz w:val="22"/>
+        </w:rPr>
+        <w:t xml:space="preserve">4. Nahar, N., Kästner, C., Butler, J., Parnin, C., Zimmermann, T., &amp; Bird, C. (2025). Beyond the Comfort Zone: Emerging Solutions to Overcome Challenges in Integrating LLMs into Software Products. </w:t>
       </w:r>
       <w:r>
         <w:rPr>
@@ -15822,14 +18023,15 @@
     </w:p>
     <w:p>
       <w:pPr>
-        <w:pStyle w:val="ListNumber"/>
-      </w:pPr>
-      <w:r>
-        <w:rPr>
-          <w:rFonts w:ascii="Times New Roman" w:hAnsi="Times New Roman"/>
-          <w:sz w:val="22"/>
-        </w:rPr>
-        <w:t xml:space="preserve">Callaway, B., &amp; Sant'Anna, P. H. C. (2021). Difference-in-Differences with Multiple Time Periods. </w:t>
+        <w:ind w:left="648" w:hanging="432"/>
+        <w:jc w:val="both"/>
+      </w:pPr>
+      <w:r>
+        <w:rPr>
+          <w:rFonts w:ascii="Times New Roman" w:hAnsi="Times New Roman"/>
+          <w:sz w:val="22"/>
+        </w:rPr>
+        <w:t xml:space="preserve">5. Callaway, B., &amp; Sant'Anna, P. H. C. (2021). Difference-in-Differences with Multiple Time Periods. </w:t>
       </w:r>
       <w:r>
         <w:rPr>
@@ -15849,14 +18051,15 @@
     </w:p>
     <w:p>
       <w:pPr>
-        <w:pStyle w:val="ListNumber"/>
-      </w:pPr>
-      <w:r>
-        <w:rPr>
-          <w:rFonts w:ascii="Times New Roman" w:hAnsi="Times New Roman"/>
-          <w:sz w:val="22"/>
-        </w:rPr>
-        <w:t xml:space="preserve">Cameron, A. C., Gelbach, J. B., &amp; Miller, D. L. (2008). Bootstrap-Based Improvements for Inference with Clustered Errors. </w:t>
+        <w:ind w:left="648" w:hanging="432"/>
+        <w:jc w:val="both"/>
+      </w:pPr>
+      <w:r>
+        <w:rPr>
+          <w:rFonts w:ascii="Times New Roman" w:hAnsi="Times New Roman"/>
+          <w:sz w:val="22"/>
+        </w:rPr>
+        <w:t xml:space="preserve">6. Cameron, A. C., Gelbach, J. B., &amp; Miller, D. L. (2008). Bootstrap-Based Improvements for Inference with Clustered Errors. </w:t>
       </w:r>
       <w:r>
         <w:rPr>
@@ -15876,14 +18079,15 @@
     </w:p>
     <w:p>
       <w:pPr>
-        <w:pStyle w:val="ListNumber"/>
-      </w:pPr>
-      <w:r>
-        <w:rPr>
-          <w:rFonts w:ascii="Times New Roman" w:hAnsi="Times New Roman"/>
-          <w:sz w:val="22"/>
-        </w:rPr>
-        <w:t xml:space="preserve">Firpo, S., Fortin, N. M., &amp; Lemieux, T. (2009). Unconditional Quantile Regressions. </w:t>
+        <w:ind w:left="648" w:hanging="432"/>
+        <w:jc w:val="both"/>
+      </w:pPr>
+      <w:r>
+        <w:rPr>
+          <w:rFonts w:ascii="Times New Roman" w:hAnsi="Times New Roman"/>
+          <w:sz w:val="22"/>
+        </w:rPr>
+        <w:t xml:space="preserve">7. Firpo, S., Fortin, N. M., &amp; Lemieux, T. (2009). Unconditional Quantile Regressions. </w:t>
       </w:r>
       <w:r>
         <w:rPr>
@@ -15903,14 +18107,15 @@
     </w:p>
     <w:p>
       <w:pPr>
-        <w:pStyle w:val="ListNumber"/>
-      </w:pPr>
-      <w:r>
-        <w:rPr>
-          <w:rFonts w:ascii="Times New Roman" w:hAnsi="Times New Roman"/>
-          <w:sz w:val="22"/>
-        </w:rPr>
-        <w:t xml:space="preserve">Goel, A. L., &amp; Okumoto, K. (1979). Time-Dependent Error-Detection Rate Model for Software Reliability and Other Performance Measures. </w:t>
+        <w:ind w:left="648" w:hanging="432"/>
+        <w:jc w:val="both"/>
+      </w:pPr>
+      <w:r>
+        <w:rPr>
+          <w:rFonts w:ascii="Times New Roman" w:hAnsi="Times New Roman"/>
+          <w:sz w:val="22"/>
+        </w:rPr>
+        <w:t xml:space="preserve">8. Goel, A. L., &amp; Okumoto, K. (1979). Time-Dependent Error-Detection Rate Model for Software Reliability and Other Performance Measures. </w:t>
       </w:r>
       <w:r>
         <w:rPr>
@@ -15930,14 +18135,15 @@
     </w:p>
     <w:p>
       <w:pPr>
-        <w:pStyle w:val="ListNumber"/>
-      </w:pPr>
-      <w:r>
-        <w:rPr>
-          <w:rFonts w:ascii="Times New Roman" w:hAnsi="Times New Roman"/>
-          <w:sz w:val="22"/>
-        </w:rPr>
-        <w:t xml:space="preserve">Tobin, J. (1958). Estimation of Relationships for Limited Dependent Variables. </w:t>
+        <w:ind w:left="648" w:hanging="432"/>
+        <w:jc w:val="both"/>
+      </w:pPr>
+      <w:r>
+        <w:rPr>
+          <w:rFonts w:ascii="Times New Roman" w:hAnsi="Times New Roman"/>
+          <w:sz w:val="22"/>
+        </w:rPr>
+        <w:t xml:space="preserve">9. Tobin, J. (1958). Estimation of Relationships for Limited Dependent Variables. </w:t>
       </w:r>
       <w:r>
         <w:rPr>
@@ -15957,14 +18163,15 @@
     </w:p>
     <w:p>
       <w:pPr>
-        <w:pStyle w:val="ListNumber"/>
-      </w:pPr>
-      <w:r>
-        <w:rPr>
-          <w:rFonts w:ascii="Times New Roman" w:hAnsi="Times New Roman"/>
-          <w:sz w:val="22"/>
-        </w:rPr>
-        <w:t xml:space="preserve">Hayes, A. F., &amp; Krippendorff, K. (2007). Answering the Call for a Standard Reliability Measure for Coding Data. </w:t>
+        <w:ind w:left="648" w:hanging="432"/>
+        <w:jc w:val="both"/>
+      </w:pPr>
+      <w:r>
+        <w:rPr>
+          <w:rFonts w:ascii="Times New Roman" w:hAnsi="Times New Roman"/>
+          <w:sz w:val="22"/>
+        </w:rPr>
+        <w:t xml:space="preserve">10. Hayes, A. F., &amp; Krippendorff, K. (2007). Answering the Call for a Standard Reliability Measure for Coding Data. </w:t>
       </w:r>
       <w:r>
         <w:rPr>
@@ -15984,14 +18191,15 @@
     </w:p>
     <w:p>
       <w:pPr>
-        <w:pStyle w:val="ListNumber"/>
-      </w:pPr>
-      <w:r>
-        <w:rPr>
-          <w:rFonts w:ascii="Times New Roman" w:hAnsi="Times New Roman"/>
-          <w:sz w:val="22"/>
-        </w:rPr>
-        <w:t xml:space="preserve">Rosenbaum, P. R., &amp; Rubin, D. B. (1983). The Central Role of the Propensity Score in Observational Studies for Causal Effects. </w:t>
+        <w:ind w:left="648" w:hanging="432"/>
+        <w:jc w:val="both"/>
+      </w:pPr>
+      <w:r>
+        <w:rPr>
+          <w:rFonts w:ascii="Times New Roman" w:hAnsi="Times New Roman"/>
+          <w:sz w:val="22"/>
+        </w:rPr>
+        <w:t xml:space="preserve">11. Rosenbaum, P. R., &amp; Rubin, D. B. (1983). The Central Role of the Propensity Score in Observational Studies for Causal Effects. </w:t>
       </w:r>
       <w:r>
         <w:rPr>
@@ -16011,14 +18219,15 @@
     </w:p>
     <w:p>
       <w:pPr>
-        <w:pStyle w:val="ListNumber"/>
-      </w:pPr>
-      <w:r>
-        <w:rPr>
-          <w:rFonts w:ascii="Times New Roman" w:hAnsi="Times New Roman"/>
-          <w:sz w:val="22"/>
-        </w:rPr>
-        <w:t xml:space="preserve">Shull, F. J., Carver, J. C., Vegas, S., &amp; Juristo, N. (2008). The Role of Replications in Empirical Software Engineering. </w:t>
+        <w:ind w:left="648" w:hanging="432"/>
+        <w:jc w:val="both"/>
+      </w:pPr>
+      <w:r>
+        <w:rPr>
+          <w:rFonts w:ascii="Times New Roman" w:hAnsi="Times New Roman"/>
+          <w:sz w:val="22"/>
+        </w:rPr>
+        <w:t xml:space="preserve">12. Shull, F. J., Carver, J. C., Vegas, S., &amp; Juristo, N. (2008). The Role of Replications in Empirical Software Engineering. </w:t>
       </w:r>
       <w:r>
         <w:rPr>
@@ -16038,14 +18247,15 @@
     </w:p>
     <w:p>
       <w:pPr>
-        <w:pStyle w:val="ListNumber"/>
-      </w:pPr>
-      <w:r>
-        <w:rPr>
-          <w:rFonts w:ascii="Times New Roman" w:hAnsi="Times New Roman"/>
-          <w:sz w:val="22"/>
-        </w:rPr>
-        <w:t xml:space="preserve">Da Silva, F. Q. B., Suassuna, M., França, A. C. C., et al. (2014). Replication of Empirical Studies in Software Engineering Research: A Systematic Mapping Study. </w:t>
+        <w:ind w:left="648" w:hanging="432"/>
+        <w:jc w:val="both"/>
+      </w:pPr>
+      <w:r>
+        <w:rPr>
+          <w:rFonts w:ascii="Times New Roman" w:hAnsi="Times New Roman"/>
+          <w:sz w:val="22"/>
+        </w:rPr>
+        <w:t xml:space="preserve">13. Da Silva, F. Q. B., Suassuna, M., França, A. C. C., et al. (2014). Replication of Empirical Studies in Software Engineering Research: A Systematic Mapping Study. </w:t>
       </w:r>
       <w:r>
         <w:rPr>
@@ -16065,14 +18275,15 @@
     </w:p>
     <w:p>
       <w:pPr>
-        <w:pStyle w:val="ListNumber"/>
-      </w:pPr>
-      <w:r>
-        <w:rPr>
-          <w:rFonts w:ascii="Times New Roman" w:hAnsi="Times New Roman"/>
-          <w:sz w:val="22"/>
-        </w:rPr>
-        <w:t xml:space="preserve">Athey, S., &amp; Imbens, G. W. (2006). Identification and Inference in Nonlinear Difference-in-Differences Models. </w:t>
+        <w:ind w:left="648" w:hanging="432"/>
+        <w:jc w:val="both"/>
+      </w:pPr>
+      <w:r>
+        <w:rPr>
+          <w:rFonts w:ascii="Times New Roman" w:hAnsi="Times New Roman"/>
+          <w:sz w:val="22"/>
+        </w:rPr>
+        <w:t xml:space="preserve">14. Athey, S., &amp; Imbens, G. W. (2006). Identification and Inference in Nonlinear Difference-in-Differences Models. </w:t>
       </w:r>
       <w:r>
         <w:rPr>
@@ -16092,14 +18303,15 @@
     </w:p>
     <w:p>
       <w:pPr>
-        <w:pStyle w:val="ListNumber"/>
-      </w:pPr>
-      <w:r>
-        <w:rPr>
-          <w:rFonts w:ascii="Times New Roman" w:hAnsi="Times New Roman"/>
-          <w:sz w:val="22"/>
-        </w:rPr>
-        <w:t xml:space="preserve">Callaway, B., &amp; Li, T. (2019). Quantile Treatment Effects in Difference in Differences Models with Panel Data. </w:t>
+        <w:ind w:left="648" w:hanging="432"/>
+        <w:jc w:val="both"/>
+      </w:pPr>
+      <w:r>
+        <w:rPr>
+          <w:rFonts w:ascii="Times New Roman" w:hAnsi="Times New Roman"/>
+          <w:sz w:val="22"/>
+        </w:rPr>
+        <w:t xml:space="preserve">15. Callaway, B., &amp; Li, T. (2019). Quantile Treatment Effects in Difference in Differences Models with Panel Data. </w:t>
       </w:r>
       <w:r>
         <w:rPr>
@@ -16119,14 +18331,15 @@
     </w:p>
     <w:p>
       <w:pPr>
-        <w:pStyle w:val="ListNumber"/>
-      </w:pPr>
-      <w:r>
-        <w:rPr>
-          <w:rFonts w:ascii="Times New Roman" w:hAnsi="Times New Roman"/>
-          <w:sz w:val="22"/>
-        </w:rPr>
-        <w:t xml:space="preserve">Becker, J., Rush, N., Barnes, B., &amp; Rein, D. (2025). </w:t>
+        <w:ind w:left="648" w:hanging="432"/>
+        <w:jc w:val="both"/>
+      </w:pPr>
+      <w:r>
+        <w:rPr>
+          <w:rFonts w:ascii="Times New Roman" w:hAnsi="Times New Roman"/>
+          <w:sz w:val="22"/>
+        </w:rPr>
+        <w:t xml:space="preserve">16. Becker, J., Rush, N., Barnes, B., &amp; Rein, D. (2025). </w:t>
       </w:r>
       <w:r>
         <w:rPr>
@@ -16146,14 +18359,15 @@
     </w:p>
     <w:p>
       <w:pPr>
-        <w:pStyle w:val="ListNumber"/>
-      </w:pPr>
-      <w:r>
-        <w:rPr>
-          <w:rFonts w:ascii="Times New Roman" w:hAnsi="Times New Roman"/>
-          <w:sz w:val="22"/>
-        </w:rPr>
-        <w:t xml:space="preserve">Anderson, T. W., &amp; Goodman, L. A. (1957). Statistical Inference about Markov Chains. </w:t>
+        <w:ind w:left="648" w:hanging="432"/>
+        <w:jc w:val="both"/>
+      </w:pPr>
+      <w:r>
+        <w:rPr>
+          <w:rFonts w:ascii="Times New Roman" w:hAnsi="Times New Roman"/>
+          <w:sz w:val="22"/>
+        </w:rPr>
+        <w:t xml:space="preserve">17. Anderson, T. W., &amp; Goodman, L. A. (1957). Statistical Inference about Markov Chains. </w:t>
       </w:r>
       <w:r>
         <w:rPr>
@@ -16173,14 +18387,15 @@
     </w:p>
     <w:p>
       <w:pPr>
-        <w:pStyle w:val="ListNumber"/>
-      </w:pPr>
-      <w:r>
-        <w:rPr>
-          <w:rFonts w:ascii="Times New Roman" w:hAnsi="Times New Roman"/>
-          <w:sz w:val="22"/>
-        </w:rPr>
-        <w:t xml:space="preserve">W3C. (2018). </w:t>
+        <w:ind w:left="648" w:hanging="432"/>
+        <w:jc w:val="both"/>
+      </w:pPr>
+      <w:r>
+        <w:rPr>
+          <w:rFonts w:ascii="Times New Roman" w:hAnsi="Times New Roman"/>
+          <w:sz w:val="22"/>
+        </w:rPr>
+        <w:t xml:space="preserve">18. W3C. (2018). </w:t>
       </w:r>
       <w:r>
         <w:rPr>
@@ -16200,14 +18415,15 @@
     </w:p>
     <w:p>
       <w:pPr>
-        <w:pStyle w:val="ListNumber"/>
-      </w:pPr>
-      <w:r>
-        <w:rPr>
-          <w:rFonts w:ascii="Times New Roman" w:hAnsi="Times New Roman"/>
-          <w:sz w:val="22"/>
-        </w:rPr>
-        <w:t xml:space="preserve">Deque Systems. (2023). </w:t>
+        <w:ind w:left="648" w:hanging="432"/>
+        <w:jc w:val="both"/>
+      </w:pPr>
+      <w:r>
+        <w:rPr>
+          <w:rFonts w:ascii="Times New Roman" w:hAnsi="Times New Roman"/>
+          <w:sz w:val="22"/>
+        </w:rPr>
+        <w:t xml:space="preserve">19. Deque Systems. (2023). </w:t>
       </w:r>
       <w:r>
         <w:rPr>
@@ -16227,14 +18443,15 @@
     </w:p>
     <w:p>
       <w:pPr>
-        <w:pStyle w:val="ListNumber"/>
-      </w:pPr>
-      <w:r>
-        <w:rPr>
-          <w:rFonts w:ascii="Times New Roman" w:hAnsi="Times New Roman"/>
-          <w:sz w:val="22"/>
-        </w:rPr>
-        <w:t xml:space="preserve">Goodman-Bacon, A. (2021). Difference-in-Differences with Variation in Treatment Timing. </w:t>
+        <w:ind w:left="648" w:hanging="432"/>
+        <w:jc w:val="both"/>
+      </w:pPr>
+      <w:r>
+        <w:rPr>
+          <w:rFonts w:ascii="Times New Roman" w:hAnsi="Times New Roman"/>
+          <w:sz w:val="22"/>
+        </w:rPr>
+        <w:t xml:space="preserve">20. Goodman-Bacon, A. (2021). Difference-in-Differences with Variation in Treatment Timing. </w:t>
       </w:r>
       <w:r>
         <w:rPr>
@@ -16254,14 +18471,15 @@
     </w:p>
     <w:p>
       <w:pPr>
-        <w:pStyle w:val="ListNumber"/>
-      </w:pPr>
-      <w:r>
-        <w:rPr>
-          <w:rFonts w:ascii="Times New Roman" w:hAnsi="Times New Roman"/>
-          <w:sz w:val="22"/>
-        </w:rPr>
-        <w:t xml:space="preserve">Sun, L., &amp; Abraham, S. (2021). Estimating Dynamic Treatment Effects in Event Studies with Heterogeneous Treatment Effects. </w:t>
+        <w:ind w:left="648" w:hanging="432"/>
+        <w:jc w:val="both"/>
+      </w:pPr>
+      <w:r>
+        <w:rPr>
+          <w:rFonts w:ascii="Times New Roman" w:hAnsi="Times New Roman"/>
+          <w:sz w:val="22"/>
+        </w:rPr>
+        <w:t xml:space="preserve">21. Sun, L., &amp; Abraham, S. (2021). Estimating Dynamic Treatment Effects in Event Studies with Heterogeneous Treatment Effects. </w:t>
       </w:r>
       <w:r>
         <w:rPr>
@@ -16281,14 +18499,15 @@
     </w:p>
     <w:p>
       <w:pPr>
-        <w:pStyle w:val="ListNumber"/>
-      </w:pPr>
-      <w:r>
-        <w:rPr>
-          <w:rFonts w:ascii="Times New Roman" w:hAnsi="Times New Roman"/>
-          <w:sz w:val="22"/>
-        </w:rPr>
-        <w:t xml:space="preserve">Borusyak, K., Jaravel, X., &amp; Spiess, J. (2024). Revisiting Event-Study Designs: Robust and Efficient Estimation. </w:t>
+        <w:ind w:left="648" w:hanging="432"/>
+        <w:jc w:val="both"/>
+      </w:pPr>
+      <w:r>
+        <w:rPr>
+          <w:rFonts w:ascii="Times New Roman" w:hAnsi="Times New Roman"/>
+          <w:sz w:val="22"/>
+        </w:rPr>
+        <w:t xml:space="preserve">22. Borusyak, K., Jaravel, X., &amp; Spiess, J. (2024). Revisiting Event-Study Designs: Robust and Efficient Estimation. </w:t>
       </w:r>
       <w:r>
         <w:rPr>
@@ -16308,14 +18527,15 @@
     </w:p>
     <w:p>
       <w:pPr>
-        <w:pStyle w:val="ListNumber"/>
-      </w:pPr>
-      <w:r>
-        <w:rPr>
-          <w:rFonts w:ascii="Times New Roman" w:hAnsi="Times New Roman"/>
-          <w:sz w:val="22"/>
-        </w:rPr>
-        <w:t xml:space="preserve">de Chaisemartin, C., &amp; D'Haultfœuille, X. (2020). Two-Way Fixed Effects Estimators with Heterogeneous Treatment Effects. </w:t>
+        <w:ind w:left="648" w:hanging="432"/>
+        <w:jc w:val="both"/>
+      </w:pPr>
+      <w:r>
+        <w:rPr>
+          <w:rFonts w:ascii="Times New Roman" w:hAnsi="Times New Roman"/>
+          <w:sz w:val="22"/>
+        </w:rPr>
+        <w:t xml:space="preserve">23. de Chaisemartin, C., &amp; D'Haultfœuille, X. (2020). Two-Way Fixed Effects Estimators with Heterogeneous Treatment Effects. </w:t>
       </w:r>
       <w:r>
         <w:rPr>
@@ -16335,14 +18555,15 @@
     </w:p>
     <w:p>
       <w:pPr>
-        <w:pStyle w:val="ListNumber"/>
-      </w:pPr>
-      <w:r>
-        <w:rPr>
-          <w:rFonts w:ascii="Times New Roman" w:hAnsi="Times New Roman"/>
-          <w:sz w:val="22"/>
-        </w:rPr>
-        <w:t xml:space="preserve">Lakens, D. (2017). Equivalence Tests: A Practical Primer for t-Tests, Correlations, and Meta-Analyses. </w:t>
+        <w:ind w:left="648" w:hanging="432"/>
+        <w:jc w:val="both"/>
+      </w:pPr>
+      <w:r>
+        <w:rPr>
+          <w:rFonts w:ascii="Times New Roman" w:hAnsi="Times New Roman"/>
+          <w:sz w:val="22"/>
+        </w:rPr>
+        <w:t xml:space="preserve">24. Lakens, D. (2017). Equivalence Tests: A Practical Primer for t-Tests, Correlations, and Meta-Analyses. </w:t>
       </w:r>
       <w:r>
         <w:rPr>
@@ -16362,14 +18583,15 @@
     </w:p>
     <w:p>
       <w:pPr>
-        <w:pStyle w:val="ListNumber"/>
-      </w:pPr>
-      <w:r>
-        <w:rPr>
-          <w:rFonts w:ascii="Times New Roman" w:hAnsi="Times New Roman"/>
-          <w:sz w:val="22"/>
-        </w:rPr>
-        <w:t xml:space="preserve">Benjamini, Y., &amp; Hochberg, Y. (1995). Controlling the False Discovery Rate: A Practical and Powerful Approach to Multiple Testing. </w:t>
+        <w:ind w:left="648" w:hanging="432"/>
+        <w:jc w:val="both"/>
+      </w:pPr>
+      <w:r>
+        <w:rPr>
+          <w:rFonts w:ascii="Times New Roman" w:hAnsi="Times New Roman"/>
+          <w:sz w:val="22"/>
+        </w:rPr>
+        <w:t xml:space="preserve">25. Benjamini, Y., &amp; Hochberg, Y. (1995). Controlling the False Discovery Rate: A Practical and Powerful Approach to Multiple Testing. </w:t>
       </w:r>
       <w:r>
         <w:rPr>
